--- a/reports/Лаба1.docx
+++ b/reports/Лаба1.docx
@@ -900,7 +900,7 @@
             </w:rPr>
             <w:fldChar w:fldCharType="separate"/>
           </w:r>
-          <w:hyperlink w:anchor="_Toc243845132" w:history="1">
+          <w:hyperlink w:anchor="_Toc243845255" w:history="1">
             <w:r>
               <w:rPr>
                 <w:rStyle w:val="ac"/>
@@ -931,7 +931,7 @@
                 <w:noProof/>
                 <w:webHidden/>
               </w:rPr>
-              <w:instrText xml:space="preserve"> PAGEREF _Toc243845132 \h </w:instrText>
+              <w:instrText xml:space="preserve"> PAGEREF _Toc243845255 \h </w:instrText>
             </w:r>
             <w:r>
               <w:rPr>
@@ -976,7 +976,7 @@
               <w:lang w:eastAsia="ru-RU"/>
             </w:rPr>
           </w:pPr>
-          <w:hyperlink w:anchor="_Toc243845133" w:history="1">
+          <w:hyperlink w:anchor="_Toc243845256" w:history="1">
             <w:r>
               <w:rPr>
                 <w:rStyle w:val="ac"/>
@@ -1007,7 +1007,7 @@
                 <w:noProof/>
                 <w:webHidden/>
               </w:rPr>
-              <w:instrText xml:space="preserve"> PAGEREF _Toc243845133 \h </w:instrText>
+              <w:instrText xml:space="preserve"> PAGEREF _Toc243845256 \h </w:instrText>
             </w:r>
             <w:r>
               <w:rPr>
@@ -1052,7 +1052,7 @@
               <w:lang w:eastAsia="ru-RU"/>
             </w:rPr>
           </w:pPr>
-          <w:hyperlink w:anchor="_Toc243845134" w:history="1">
+          <w:hyperlink w:anchor="_Toc243845257" w:history="1">
             <w:r>
               <w:rPr>
                 <w:rStyle w:val="ac"/>
@@ -1083,7 +1083,7 @@
                 <w:noProof/>
                 <w:webHidden/>
               </w:rPr>
-              <w:instrText xml:space="preserve"> PAGEREF _Toc243845134 \h </w:instrText>
+              <w:instrText xml:space="preserve"> PAGEREF _Toc243845257 \h </w:instrText>
             </w:r>
             <w:r>
               <w:rPr>
@@ -1128,7 +1128,7 @@
               <w:lang w:eastAsia="ru-RU"/>
             </w:rPr>
           </w:pPr>
-          <w:hyperlink w:anchor="_Toc243845135" w:history="1">
+          <w:hyperlink w:anchor="_Toc243845258" w:history="1">
             <w:r>
               <w:rPr>
                 <w:rStyle w:val="ac"/>
@@ -1159,7 +1159,7 @@
                 <w:noProof/>
                 <w:webHidden/>
               </w:rPr>
-              <w:instrText xml:space="preserve"> PAGEREF _Toc243845135 \h </w:instrText>
+              <w:instrText xml:space="preserve"> PAGEREF _Toc243845258 \h </w:instrText>
             </w:r>
             <w:r>
               <w:rPr>
@@ -1258,7 +1258,7 @@
         </w:rPr>
       </w:pPr>
       <w:bookmarkStart w:id="0" w:name="_Toc90000101"/>
-      <w:bookmarkStart w:id="1" w:name="_Toc243845132"/>
+      <w:bookmarkStart w:id="1" w:name="_Toc243845255"/>
       <w:r>
         <w:rPr>
           <w:rFonts w:ascii="Times New Roman" w:eastAsia="Times New Roman" w:hAnsi="Times New Roman" w:cs="Times New Roman"/>
@@ -1472,7 +1472,7 @@
         </w:rPr>
       </w:pPr>
       <w:bookmarkStart w:id="2" w:name="_Toc90000102"/>
-      <w:bookmarkStart w:id="3" w:name="_Toc243845133"/>
+      <w:bookmarkStart w:id="3" w:name="_Toc243845256"/>
       <w:r>
         <w:rPr>
           <w:rFonts w:ascii="Times New Roman" w:eastAsia="Times New Roman" w:hAnsi="Times New Roman" w:cs="Times New Roman"/>
@@ -1824,7 +1824,7 @@
           <w:noProof/>
         </w:rPr>
         <w:drawing>
-          <wp:inline distT="0" distB="0" distL="0" distR="0" wp14:anchorId="3793865B" wp14:editId="319612D9">
+          <wp:inline distT="0" distB="0" distL="0" distR="0" wp14:anchorId="0B39CAA7" wp14:editId="4320323F">
             <wp:extent cx="5743118" cy="7559999"/>
             <wp:effectExtent l="0" t="0" r="0" b="0"/>
             <wp:docPr id="1" name="Picture 1"/>
@@ -1934,7 +1934,7 @@
           <w:noProof/>
         </w:rPr>
         <w:drawing>
-          <wp:inline distT="0" distB="0" distL="0" distR="0" wp14:anchorId="655DD4BD" wp14:editId="5BB7428E">
+          <wp:inline distT="0" distB="0" distL="0" distR="0" wp14:anchorId="453482F6" wp14:editId="0A90FCAC">
             <wp:extent cx="5743118" cy="7559999"/>
             <wp:effectExtent l="0" t="0" r="0" b="0"/>
             <wp:docPr id="2" name="Picture 2"/>
@@ -2044,7 +2044,7 @@
           <w:noProof/>
         </w:rPr>
         <w:drawing>
-          <wp:inline distT="0" distB="0" distL="0" distR="0" wp14:anchorId="20813102" wp14:editId="1741D107">
+          <wp:inline distT="0" distB="0" distL="0" distR="0" wp14:anchorId="773A1C23" wp14:editId="0B5659C3">
             <wp:extent cx="5743118" cy="7559999"/>
             <wp:effectExtent l="0" t="0" r="0" b="0"/>
             <wp:docPr id="3" name="Picture 3"/>
@@ -2152,7 +2152,7 @@
         </w:rPr>
       </w:pPr>
       <w:bookmarkStart w:id="4" w:name="_Toc90000103"/>
-      <w:bookmarkStart w:id="5" w:name="_Toc243845134"/>
+      <w:bookmarkStart w:id="5" w:name="_Toc243845257"/>
       <w:r>
         <w:rPr>
           <w:rFonts w:ascii="Times New Roman" w:eastAsia="Times New Roman" w:hAnsi="Times New Roman" w:cs="Times New Roman"/>
@@ -2393,7 +2393,7 @@
         </w:rPr>
       </w:pPr>
       <w:bookmarkStart w:id="6" w:name="_Toc90000104"/>
-      <w:bookmarkStart w:id="7" w:name="_Toc243845135"/>
+      <w:bookmarkStart w:id="7" w:name="_Toc243845258"/>
       <w:r>
         <w:rPr>
           <w:rFonts w:ascii="Times New Roman" w:eastAsia="Times New Roman" w:hAnsi="Times New Roman" w:cs="Times New Roman"/>

--- a/reports/Лаба1.docx
+++ b/reports/Лаба1.docx
@@ -339,7 +339,6 @@
           <w:kern w:val="0"/>
           <w:sz w:val="28"/>
           <w:szCs w:val="28"/>
-          <w:lang w:val="en-US"/>
           <w14:ligatures w14:val="none"/>
         </w:rPr>
       </w:pPr>
@@ -361,6 +360,38 @@
         </w:rPr>
         <w:t xml:space="preserve">                 </w:t>
       </w:r>
+      <w:r>
+        <w:rPr>
+          <w:rFonts w:ascii="Times New Roman" w:eastAsia="Calibri" w:hAnsi="Times New Roman" w:cs="Times New Roman"/>
+          <w:kern w:val="0"/>
+          <w:sz w:val="28"/>
+          <w:szCs w:val="28"/>
+          <w14:ligatures w14:val="none"/>
+        </w:rPr>
+        <w:t xml:space="preserve"> </w:t>
+      </w:r>
+      <w:r>
+        <w:rPr>
+          <w:rFonts w:ascii="Times New Roman" w:eastAsia="Calibri" w:hAnsi="Times New Roman" w:cs="Times New Roman"/>
+          <w:kern w:val="0"/>
+          <w:sz w:val="28"/>
+          <w:szCs w:val="28"/>
+          <w14:ligatures w14:val="none"/>
+        </w:rPr>
+        <w:t xml:space="preserve">Моисеев </w:t>
+      </w:r>
+      <w:proofErr w:type="gramStart"/>
+      <w:r>
+        <w:rPr>
+          <w:rFonts w:ascii="Times New Roman" w:eastAsia="Calibri" w:hAnsi="Times New Roman" w:cs="Times New Roman"/>
+          <w:kern w:val="0"/>
+          <w:sz w:val="28"/>
+          <w:szCs w:val="28"/>
+          <w14:ligatures w14:val="none"/>
+        </w:rPr>
+        <w:t>А.Е</w:t>
+      </w:r>
+      <w:proofErr w:type="gramEnd"/>
     </w:p>
     <w:p>
       <w:pPr>
@@ -495,7 +526,6 @@
           <w:kern w:val="0"/>
           <w:sz w:val="28"/>
           <w:szCs w:val="28"/>
-          <w:lang w:val="en-US"/>
           <w14:ligatures w14:val="none"/>
         </w:rPr>
       </w:pPr>
@@ -519,6 +549,16 @@
           <w14:ligatures w14:val="none"/>
         </w:rPr>
         <w:t xml:space="preserve">               </w:t>
+      </w:r>
+      <w:r>
+        <w:rPr>
+          <w:rFonts w:ascii="Times New Roman" w:eastAsia="Calibri" w:hAnsi="Times New Roman" w:cs="Times New Roman"/>
+          <w:kern w:val="0"/>
+          <w:sz w:val="28"/>
+          <w:szCs w:val="28"/>
+          <w14:ligatures w14:val="none"/>
+        </w:rPr>
+        <w:t xml:space="preserve">     Блинов А.С</w:t>
       </w:r>
     </w:p>
     <w:p>
@@ -611,8 +651,10 @@
         <w:ind w:left="4678"/>
         <w:rPr>
           <w:rFonts w:ascii="Times New Roman" w:eastAsia="Calibri" w:hAnsi="Times New Roman" w:cs="Times New Roman"/>
-          <w:kern w:val="0"/>
-          <w:lang w:val="en-US"/>
+          <w:color w:val="7F7F7F"/>
+          <w:kern w:val="0"/>
+          <w:sz w:val="20"/>
+          <w:szCs w:val="20"/>
           <w14:ligatures w14:val="none"/>
         </w:rPr>
       </w:pPr>
@@ -660,6 +702,17 @@
         </w:rPr>
         <w:tab/>
         <w:t xml:space="preserve">                   </w:t>
+      </w:r>
+      <w:r>
+        <w:rPr>
+          <w:rFonts w:ascii="Times New Roman" w:eastAsia="Calibri" w:hAnsi="Times New Roman" w:cs="Times New Roman"/>
+          <w:color w:val="000000" w:themeColor="text1"/>
+          <w:kern w:val="0"/>
+          <w:sz w:val="20"/>
+          <w:szCs w:val="20"/>
+          <w14:ligatures w14:val="none"/>
+        </w:rPr>
+        <w:t>23-ПМ-1</w:t>
       </w:r>
     </w:p>
     <w:p>
@@ -817,7 +870,6 @@
           <w:docPartUnique/>
         </w:docPartObj>
       </w:sdtPr>
-      <w:sdtEndPr/>
       <w:sdtContent>
         <w:p>
           <w:pPr>
@@ -1360,7 +1412,33 @@
           <w:szCs w:val="28"/>
           <w14:ligatures w14:val="none"/>
         </w:rPr>
-        <w:t>Скачать любой вариант клиента SQLite;</w:t>
+        <w:t xml:space="preserve">Скачать любой вариант клиента </w:t>
+      </w:r>
+      <w:proofErr w:type="spellStart"/>
+      <w:r>
+        <w:rPr>
+          <w:rFonts w:ascii="Times New Roman" w:eastAsia="Calibri" w:hAnsi="Times New Roman" w:cs="Times New Roman"/>
+          <w:bCs/>
+          <w:color w:val="000000"/>
+          <w:kern w:val="0"/>
+          <w:sz w:val="28"/>
+          <w:szCs w:val="28"/>
+          <w14:ligatures w14:val="none"/>
+        </w:rPr>
+        <w:t>SQLite</w:t>
+      </w:r>
+      <w:proofErr w:type="spellEnd"/>
+      <w:r>
+        <w:rPr>
+          <w:rFonts w:ascii="Times New Roman" w:eastAsia="Calibri" w:hAnsi="Times New Roman" w:cs="Times New Roman"/>
+          <w:bCs/>
+          <w:color w:val="000000"/>
+          <w:kern w:val="0"/>
+          <w:sz w:val="28"/>
+          <w:szCs w:val="28"/>
+          <w14:ligatures w14:val="none"/>
+        </w:rPr>
+        <w:t>;</w:t>
       </w:r>
     </w:p>
     <w:p>
@@ -1542,7 +1620,137 @@
           <w:szCs w:val="28"/>
           <w14:ligatures w14:val="none"/>
         </w:rPr>
-        <w:t>В качестве клиента SQLite был скачан и установлен DB Browser for SQLite – программа с графическим интерфейсом для работы с базами данных SQLite. В ней была создана база данных lab1.db.</w:t>
+        <w:t xml:space="preserve">В качестве клиента </w:t>
+      </w:r>
+      <w:proofErr w:type="spellStart"/>
+      <w:r>
+        <w:rPr>
+          <w:rFonts w:ascii="Times New Roman" w:eastAsia="Calibri" w:hAnsi="Times New Roman" w:cs="Times New Roman"/>
+          <w:bCs/>
+          <w:color w:val="000000"/>
+          <w:kern w:val="0"/>
+          <w:sz w:val="28"/>
+          <w:szCs w:val="28"/>
+          <w14:ligatures w14:val="none"/>
+        </w:rPr>
+        <w:t>SQLite</w:t>
+      </w:r>
+      <w:proofErr w:type="spellEnd"/>
+      <w:r>
+        <w:rPr>
+          <w:rFonts w:ascii="Times New Roman" w:eastAsia="Calibri" w:hAnsi="Times New Roman" w:cs="Times New Roman"/>
+          <w:bCs/>
+          <w:color w:val="000000"/>
+          <w:kern w:val="0"/>
+          <w:sz w:val="28"/>
+          <w:szCs w:val="28"/>
+          <w14:ligatures w14:val="none"/>
+        </w:rPr>
+        <w:t xml:space="preserve"> был скачан и установлен DB </w:t>
+      </w:r>
+      <w:proofErr w:type="spellStart"/>
+      <w:r>
+        <w:rPr>
+          <w:rFonts w:ascii="Times New Roman" w:eastAsia="Calibri" w:hAnsi="Times New Roman" w:cs="Times New Roman"/>
+          <w:bCs/>
+          <w:color w:val="000000"/>
+          <w:kern w:val="0"/>
+          <w:sz w:val="28"/>
+          <w:szCs w:val="28"/>
+          <w14:ligatures w14:val="none"/>
+        </w:rPr>
+        <w:t>Browser</w:t>
+      </w:r>
+      <w:proofErr w:type="spellEnd"/>
+      <w:r>
+        <w:rPr>
+          <w:rFonts w:ascii="Times New Roman" w:eastAsia="Calibri" w:hAnsi="Times New Roman" w:cs="Times New Roman"/>
+          <w:bCs/>
+          <w:color w:val="000000"/>
+          <w:kern w:val="0"/>
+          <w:sz w:val="28"/>
+          <w:szCs w:val="28"/>
+          <w14:ligatures w14:val="none"/>
+        </w:rPr>
+        <w:t xml:space="preserve"> </w:t>
+      </w:r>
+      <w:proofErr w:type="spellStart"/>
+      <w:r>
+        <w:rPr>
+          <w:rFonts w:ascii="Times New Roman" w:eastAsia="Calibri" w:hAnsi="Times New Roman" w:cs="Times New Roman"/>
+          <w:bCs/>
+          <w:color w:val="000000"/>
+          <w:kern w:val="0"/>
+          <w:sz w:val="28"/>
+          <w:szCs w:val="28"/>
+          <w14:ligatures w14:val="none"/>
+        </w:rPr>
+        <w:t>for</w:t>
+      </w:r>
+      <w:proofErr w:type="spellEnd"/>
+      <w:r>
+        <w:rPr>
+          <w:rFonts w:ascii="Times New Roman" w:eastAsia="Calibri" w:hAnsi="Times New Roman" w:cs="Times New Roman"/>
+          <w:bCs/>
+          <w:color w:val="000000"/>
+          <w:kern w:val="0"/>
+          <w:sz w:val="28"/>
+          <w:szCs w:val="28"/>
+          <w14:ligatures w14:val="none"/>
+        </w:rPr>
+        <w:t xml:space="preserve"> </w:t>
+      </w:r>
+      <w:proofErr w:type="spellStart"/>
+      <w:r>
+        <w:rPr>
+          <w:rFonts w:ascii="Times New Roman" w:eastAsia="Calibri" w:hAnsi="Times New Roman" w:cs="Times New Roman"/>
+          <w:bCs/>
+          <w:color w:val="000000"/>
+          <w:kern w:val="0"/>
+          <w:sz w:val="28"/>
+          <w:szCs w:val="28"/>
+          <w14:ligatures w14:val="none"/>
+        </w:rPr>
+        <w:t>SQLite</w:t>
+      </w:r>
+      <w:proofErr w:type="spellEnd"/>
+      <w:r>
+        <w:rPr>
+          <w:rFonts w:ascii="Times New Roman" w:eastAsia="Calibri" w:hAnsi="Times New Roman" w:cs="Times New Roman"/>
+          <w:bCs/>
+          <w:color w:val="000000"/>
+          <w:kern w:val="0"/>
+          <w:sz w:val="28"/>
+          <w:szCs w:val="28"/>
+          <w14:ligatures w14:val="none"/>
+        </w:rPr>
+        <w:t xml:space="preserve"> – программа с графическим интерфейсом для работы с базами данных </w:t>
+      </w:r>
+      <w:proofErr w:type="spellStart"/>
+      <w:r>
+        <w:rPr>
+          <w:rFonts w:ascii="Times New Roman" w:eastAsia="Calibri" w:hAnsi="Times New Roman" w:cs="Times New Roman"/>
+          <w:bCs/>
+          <w:color w:val="000000"/>
+          <w:kern w:val="0"/>
+          <w:sz w:val="28"/>
+          <w:szCs w:val="28"/>
+          <w14:ligatures w14:val="none"/>
+        </w:rPr>
+        <w:t>SQLite</w:t>
+      </w:r>
+      <w:proofErr w:type="spellEnd"/>
+      <w:r>
+        <w:rPr>
+          <w:rFonts w:ascii="Times New Roman" w:eastAsia="Calibri" w:hAnsi="Times New Roman" w:cs="Times New Roman"/>
+          <w:bCs/>
+          <w:color w:val="000000"/>
+          <w:kern w:val="0"/>
+          <w:sz w:val="28"/>
+          <w:szCs w:val="28"/>
+          <w14:ligatures w14:val="none"/>
+        </w:rPr>
+        <w:t>. В ней была создана база данных lab1.db.</w:t>
       </w:r>
     </w:p>
     <w:p>
@@ -1570,7 +1778,33 @@
           <w:szCs w:val="28"/>
           <w14:ligatures w14:val="none"/>
         </w:rPr>
-        <w:t>Создание таблицы и загрузка данных выполнялись с помощью языка SQL: был написан скрипт lab1.sql (приложение А), содержащий оператор CREATE TABLE и оператор INSERT INTO с 25 наборами значений. Скрипт выполнен на вкладке «Execute SQL».</w:t>
+        <w:t>Создание таблицы и загрузка данных выполнялись с помощью языка SQL: был написан скрипт lab1.sql (приложение А), содержащий оператор CREATE TABLE и оператор INSERT INTO с 25 наборами значений. Скрипт выполнен на вкладке «</w:t>
+      </w:r>
+      <w:proofErr w:type="spellStart"/>
+      <w:r>
+        <w:rPr>
+          <w:rFonts w:ascii="Times New Roman" w:eastAsia="Calibri" w:hAnsi="Times New Roman" w:cs="Times New Roman"/>
+          <w:bCs/>
+          <w:color w:val="000000"/>
+          <w:kern w:val="0"/>
+          <w:sz w:val="28"/>
+          <w:szCs w:val="28"/>
+          <w14:ligatures w14:val="none"/>
+        </w:rPr>
+        <w:t>Execute</w:t>
+      </w:r>
+      <w:proofErr w:type="spellEnd"/>
+      <w:r>
+        <w:rPr>
+          <w:rFonts w:ascii="Times New Roman" w:eastAsia="Calibri" w:hAnsi="Times New Roman" w:cs="Times New Roman"/>
+          <w:bCs/>
+          <w:color w:val="000000"/>
+          <w:kern w:val="0"/>
+          <w:sz w:val="28"/>
+          <w:szCs w:val="28"/>
+          <w14:ligatures w14:val="none"/>
+        </w:rPr>
+        <w:t xml:space="preserve"> SQL».</w:t>
       </w:r>
     </w:p>
     <w:p>
@@ -1598,7 +1832,33 @@
           <w:szCs w:val="28"/>
           <w14:ligatures w14:val="none"/>
         </w:rPr>
-        <w:t>Структура таблицы books включает следующие поля:</w:t>
+        <w:t xml:space="preserve">Структура таблицы </w:t>
+      </w:r>
+      <w:proofErr w:type="spellStart"/>
+      <w:r>
+        <w:rPr>
+          <w:rFonts w:ascii="Times New Roman" w:eastAsia="Calibri" w:hAnsi="Times New Roman" w:cs="Times New Roman"/>
+          <w:bCs/>
+          <w:color w:val="000000"/>
+          <w:kern w:val="0"/>
+          <w:sz w:val="28"/>
+          <w:szCs w:val="28"/>
+          <w14:ligatures w14:val="none"/>
+        </w:rPr>
+        <w:t>books</w:t>
+      </w:r>
+      <w:proofErr w:type="spellEnd"/>
+      <w:r>
+        <w:rPr>
+          <w:rFonts w:ascii="Times New Roman" w:eastAsia="Calibri" w:hAnsi="Times New Roman" w:cs="Times New Roman"/>
+          <w:bCs/>
+          <w:color w:val="000000"/>
+          <w:kern w:val="0"/>
+          <w:sz w:val="28"/>
+          <w:szCs w:val="28"/>
+          <w14:ligatures w14:val="none"/>
+        </w:rPr>
+        <w:t xml:space="preserve"> включает следующие поля:</w:t>
       </w:r>
     </w:p>
     <w:p>
@@ -1614,15 +1874,27 @@
           <w14:ligatures w14:val="none"/>
         </w:rPr>
       </w:pPr>
-      <w:r>
-        <w:rPr>
-          <w:rFonts w:ascii="Times New Roman" w:eastAsia="Calibri" w:hAnsi="Times New Roman" w:cs="Times New Roman"/>
-          <w:kern w:val="0"/>
-          <w:sz w:val="28"/>
-          <w:szCs w:val="28"/>
-          <w14:ligatures w14:val="none"/>
-        </w:rPr>
-        <w:t>title – название книги (TEXT);</w:t>
+      <w:proofErr w:type="spellStart"/>
+      <w:r>
+        <w:rPr>
+          <w:rFonts w:ascii="Times New Roman" w:eastAsia="Calibri" w:hAnsi="Times New Roman" w:cs="Times New Roman"/>
+          <w:kern w:val="0"/>
+          <w:sz w:val="28"/>
+          <w:szCs w:val="28"/>
+          <w14:ligatures w14:val="none"/>
+        </w:rPr>
+        <w:t>title</w:t>
+      </w:r>
+      <w:proofErr w:type="spellEnd"/>
+      <w:r>
+        <w:rPr>
+          <w:rFonts w:ascii="Times New Roman" w:eastAsia="Calibri" w:hAnsi="Times New Roman" w:cs="Times New Roman"/>
+          <w:kern w:val="0"/>
+          <w:sz w:val="28"/>
+          <w:szCs w:val="28"/>
+          <w14:ligatures w14:val="none"/>
+        </w:rPr>
+        <w:t xml:space="preserve"> – название книги (TEXT);</w:t>
       </w:r>
     </w:p>
     <w:p>
@@ -1638,15 +1910,27 @@
           <w14:ligatures w14:val="none"/>
         </w:rPr>
       </w:pPr>
-      <w:r>
-        <w:rPr>
-          <w:rFonts w:ascii="Times New Roman" w:eastAsia="Calibri" w:hAnsi="Times New Roman" w:cs="Times New Roman"/>
-          <w:kern w:val="0"/>
-          <w:sz w:val="28"/>
-          <w:szCs w:val="28"/>
-          <w14:ligatures w14:val="none"/>
-        </w:rPr>
-        <w:t>genre – жанр (TEXT): Роман, Классика, Фантастика, Детектив, Антиутопия, Фэнтези, Научпоп;</w:t>
+      <w:proofErr w:type="spellStart"/>
+      <w:r>
+        <w:rPr>
+          <w:rFonts w:ascii="Times New Roman" w:eastAsia="Calibri" w:hAnsi="Times New Roman" w:cs="Times New Roman"/>
+          <w:kern w:val="0"/>
+          <w:sz w:val="28"/>
+          <w:szCs w:val="28"/>
+          <w14:ligatures w14:val="none"/>
+        </w:rPr>
+        <w:t>genre</w:t>
+      </w:r>
+      <w:proofErr w:type="spellEnd"/>
+      <w:r>
+        <w:rPr>
+          <w:rFonts w:ascii="Times New Roman" w:eastAsia="Calibri" w:hAnsi="Times New Roman" w:cs="Times New Roman"/>
+          <w:kern w:val="0"/>
+          <w:sz w:val="28"/>
+          <w:szCs w:val="28"/>
+          <w14:ligatures w14:val="none"/>
+        </w:rPr>
+        <w:t xml:space="preserve"> – жанр (TEXT): Роман, Классика, Фантастика, Детектив, Антиутопия, Фэнтези, Научпоп;</w:t>
       </w:r>
     </w:p>
     <w:p>
@@ -1662,15 +1946,27 @@
           <w14:ligatures w14:val="none"/>
         </w:rPr>
       </w:pPr>
-      <w:r>
-        <w:rPr>
-          <w:rFonts w:ascii="Times New Roman" w:eastAsia="Calibri" w:hAnsi="Times New Roman" w:cs="Times New Roman"/>
-          <w:kern w:val="0"/>
-          <w:sz w:val="28"/>
-          <w:szCs w:val="28"/>
-          <w14:ligatures w14:val="none"/>
-        </w:rPr>
-        <w:t>price – цена в рублях (INTEGER);</w:t>
+      <w:proofErr w:type="spellStart"/>
+      <w:r>
+        <w:rPr>
+          <w:rFonts w:ascii="Times New Roman" w:eastAsia="Calibri" w:hAnsi="Times New Roman" w:cs="Times New Roman"/>
+          <w:kern w:val="0"/>
+          <w:sz w:val="28"/>
+          <w:szCs w:val="28"/>
+          <w14:ligatures w14:val="none"/>
+        </w:rPr>
+        <w:t>price</w:t>
+      </w:r>
+      <w:proofErr w:type="spellEnd"/>
+      <w:r>
+        <w:rPr>
+          <w:rFonts w:ascii="Times New Roman" w:eastAsia="Calibri" w:hAnsi="Times New Roman" w:cs="Times New Roman"/>
+          <w:kern w:val="0"/>
+          <w:sz w:val="28"/>
+          <w:szCs w:val="28"/>
+          <w14:ligatures w14:val="none"/>
+        </w:rPr>
+        <w:t xml:space="preserve"> – цена в рублях (INTEGER);</w:t>
       </w:r>
     </w:p>
     <w:p>
@@ -1683,18 +1979,62 @@
           <w:kern w:val="0"/>
           <w:sz w:val="28"/>
           <w:szCs w:val="28"/>
-          <w14:ligatures w14:val="none"/>
-        </w:rPr>
-      </w:pPr>
-      <w:r>
-        <w:rPr>
-          <w:rFonts w:ascii="Times New Roman" w:eastAsia="Calibri" w:hAnsi="Times New Roman" w:cs="Times New Roman"/>
-          <w:kern w:val="0"/>
-          <w:sz w:val="28"/>
-          <w:szCs w:val="28"/>
-          <w14:ligatures w14:val="none"/>
-        </w:rPr>
-        <w:t>year – год издания (INTEGER);</w:t>
+          <w:lang w:val="en-US"/>
+          <w14:ligatures w14:val="none"/>
+        </w:rPr>
+      </w:pPr>
+      <w:r>
+        <w:rPr>
+          <w:rFonts w:ascii="Times New Roman" w:eastAsia="Calibri" w:hAnsi="Times New Roman" w:cs="Times New Roman"/>
+          <w:kern w:val="0"/>
+          <w:sz w:val="28"/>
+          <w:szCs w:val="28"/>
+          <w:lang w:val="en-US"/>
+          <w14:ligatures w14:val="none"/>
+        </w:rPr>
+        <w:t xml:space="preserve">year – </w:t>
+      </w:r>
+      <w:r>
+        <w:rPr>
+          <w:rFonts w:ascii="Times New Roman" w:eastAsia="Calibri" w:hAnsi="Times New Roman" w:cs="Times New Roman"/>
+          <w:kern w:val="0"/>
+          <w:sz w:val="28"/>
+          <w:szCs w:val="28"/>
+          <w14:ligatures w14:val="none"/>
+        </w:rPr>
+        <w:t>год</w:t>
+      </w:r>
+      <w:r>
+        <w:rPr>
+          <w:rFonts w:ascii="Times New Roman" w:eastAsia="Calibri" w:hAnsi="Times New Roman" w:cs="Times New Roman"/>
+          <w:kern w:val="0"/>
+          <w:sz w:val="28"/>
+          <w:szCs w:val="28"/>
+          <w:lang w:val="en-US"/>
+          <w14:ligatures w14:val="none"/>
+        </w:rPr>
+        <w:t xml:space="preserve"> </w:t>
+      </w:r>
+      <w:r>
+        <w:rPr>
+          <w:rFonts w:ascii="Times New Roman" w:eastAsia="Calibri" w:hAnsi="Times New Roman" w:cs="Times New Roman"/>
+          <w:kern w:val="0"/>
+          <w:sz w:val="28"/>
+          <w:szCs w:val="28"/>
+          <w14:ligatures w14:val="none"/>
+        </w:rPr>
+        <w:t>издания</w:t>
+      </w:r>
+      <w:r>
+        <w:rPr>
+          <w:rFonts w:ascii="Times New Roman" w:eastAsia="Calibri" w:hAnsi="Times New Roman" w:cs="Times New Roman"/>
+          <w:kern w:val="0"/>
+          <w:sz w:val="28"/>
+          <w:szCs w:val="28"/>
+          <w:lang w:val="en-US"/>
+          <w14:ligatures w14:val="none"/>
+        </w:rPr>
+        <w:t xml:space="preserve"> (INTEGER);</w:t>
       </w:r>
     </w:p>
     <w:p>
@@ -1707,18 +2047,41 @@
           <w:kern w:val="0"/>
           <w:sz w:val="28"/>
           <w:szCs w:val="28"/>
-          <w14:ligatures w14:val="none"/>
-        </w:rPr>
-      </w:pPr>
-      <w:r>
-        <w:rPr>
-          <w:rFonts w:ascii="Times New Roman" w:eastAsia="Calibri" w:hAnsi="Times New Roman" w:cs="Times New Roman"/>
-          <w:kern w:val="0"/>
-          <w:sz w:val="28"/>
-          <w:szCs w:val="28"/>
-          <w14:ligatures w14:val="none"/>
-        </w:rPr>
-        <w:t>author – автор (TEXT).</w:t>
+          <w:lang w:val="en-US"/>
+          <w14:ligatures w14:val="none"/>
+        </w:rPr>
+      </w:pPr>
+      <w:r>
+        <w:rPr>
+          <w:rFonts w:ascii="Times New Roman" w:eastAsia="Calibri" w:hAnsi="Times New Roman" w:cs="Times New Roman"/>
+          <w:kern w:val="0"/>
+          <w:sz w:val="28"/>
+          <w:szCs w:val="28"/>
+          <w:lang w:val="en-US"/>
+          <w14:ligatures w14:val="none"/>
+        </w:rPr>
+        <w:t xml:space="preserve">author – </w:t>
+      </w:r>
+      <w:r>
+        <w:rPr>
+          <w:rFonts w:ascii="Times New Roman" w:eastAsia="Calibri" w:hAnsi="Times New Roman" w:cs="Times New Roman"/>
+          <w:kern w:val="0"/>
+          <w:sz w:val="28"/>
+          <w:szCs w:val="28"/>
+          <w14:ligatures w14:val="none"/>
+        </w:rPr>
+        <w:t>автор</w:t>
+      </w:r>
+      <w:r>
+        <w:rPr>
+          <w:rFonts w:ascii="Times New Roman" w:eastAsia="Calibri" w:hAnsi="Times New Roman" w:cs="Times New Roman"/>
+          <w:kern w:val="0"/>
+          <w:sz w:val="28"/>
+          <w:szCs w:val="28"/>
+          <w:lang w:val="en-US"/>
+          <w14:ligatures w14:val="none"/>
+        </w:rPr>
+        <w:t xml:space="preserve"> (TEXT).</w:t>
       </w:r>
     </w:p>
     <w:p>
@@ -1761,20 +2124,109 @@
           <w:kern w:val="0"/>
           <w:sz w:val="28"/>
           <w:szCs w:val="28"/>
-          <w14:ligatures w14:val="none"/>
-        </w:rPr>
-      </w:pPr>
-      <w:r>
-        <w:rPr>
-          <w:rFonts w:ascii="Times New Roman" w:eastAsia="Calibri" w:hAnsi="Times New Roman" w:cs="Times New Roman"/>
-          <w:bCs/>
-          <w:color w:val="000000"/>
-          <w:kern w:val="0"/>
-          <w:sz w:val="28"/>
-          <w:szCs w:val="28"/>
-          <w14:ligatures w14:val="none"/>
-        </w:rPr>
-        <w:t>Следующим этапом было выполнение запросов. Всего их было три.</w:t>
+          <w:lang w:val="en-US"/>
+          <w14:ligatures w14:val="none"/>
+        </w:rPr>
+      </w:pPr>
+      <w:r>
+        <w:rPr>
+          <w:rFonts w:ascii="Times New Roman" w:eastAsia="Calibri" w:hAnsi="Times New Roman" w:cs="Times New Roman"/>
+          <w:bCs/>
+          <w:color w:val="000000"/>
+          <w:kern w:val="0"/>
+          <w:sz w:val="28"/>
+          <w:szCs w:val="28"/>
+          <w14:ligatures w14:val="none"/>
+        </w:rPr>
+        <w:t>Следующим этапом было выполнение запросов. Всего</w:t>
+      </w:r>
+      <w:r>
+        <w:rPr>
+          <w:rFonts w:ascii="Times New Roman" w:eastAsia="Calibri" w:hAnsi="Times New Roman" w:cs="Times New Roman"/>
+          <w:bCs/>
+          <w:color w:val="000000"/>
+          <w:kern w:val="0"/>
+          <w:sz w:val="28"/>
+          <w:szCs w:val="28"/>
+          <w:lang w:val="en-US"/>
+          <w14:ligatures w14:val="none"/>
+        </w:rPr>
+        <w:t xml:space="preserve"> </w:t>
+      </w:r>
+      <w:r>
+        <w:rPr>
+          <w:rFonts w:ascii="Times New Roman" w:eastAsia="Calibri" w:hAnsi="Times New Roman" w:cs="Times New Roman"/>
+          <w:bCs/>
+          <w:color w:val="000000"/>
+          <w:kern w:val="0"/>
+          <w:sz w:val="28"/>
+          <w:szCs w:val="28"/>
+          <w14:ligatures w14:val="none"/>
+        </w:rPr>
+        <w:t>их</w:t>
+      </w:r>
+      <w:r>
+        <w:rPr>
+          <w:rFonts w:ascii="Times New Roman" w:eastAsia="Calibri" w:hAnsi="Times New Roman" w:cs="Times New Roman"/>
+          <w:bCs/>
+          <w:color w:val="000000"/>
+          <w:kern w:val="0"/>
+          <w:sz w:val="28"/>
+          <w:szCs w:val="28"/>
+          <w:lang w:val="en-US"/>
+          <w14:ligatures w14:val="none"/>
+        </w:rPr>
+        <w:t xml:space="preserve"> </w:t>
+      </w:r>
+      <w:r>
+        <w:rPr>
+          <w:rFonts w:ascii="Times New Roman" w:eastAsia="Calibri" w:hAnsi="Times New Roman" w:cs="Times New Roman"/>
+          <w:bCs/>
+          <w:color w:val="000000"/>
+          <w:kern w:val="0"/>
+          <w:sz w:val="28"/>
+          <w:szCs w:val="28"/>
+          <w14:ligatures w14:val="none"/>
+        </w:rPr>
+        <w:t>было</w:t>
+      </w:r>
+      <w:r>
+        <w:rPr>
+          <w:rFonts w:ascii="Times New Roman" w:eastAsia="Calibri" w:hAnsi="Times New Roman" w:cs="Times New Roman"/>
+          <w:bCs/>
+          <w:color w:val="000000"/>
+          <w:kern w:val="0"/>
+          <w:sz w:val="28"/>
+          <w:szCs w:val="28"/>
+          <w:lang w:val="en-US"/>
+          <w14:ligatures w14:val="none"/>
+        </w:rPr>
+        <w:t xml:space="preserve"> </w:t>
+      </w:r>
+      <w:r>
+        <w:rPr>
+          <w:rFonts w:ascii="Times New Roman" w:eastAsia="Calibri" w:hAnsi="Times New Roman" w:cs="Times New Roman"/>
+          <w:bCs/>
+          <w:color w:val="000000"/>
+          <w:kern w:val="0"/>
+          <w:sz w:val="28"/>
+          <w:szCs w:val="28"/>
+          <w14:ligatures w14:val="none"/>
+        </w:rPr>
+        <w:t>три</w:t>
+      </w:r>
+      <w:r>
+        <w:rPr>
+          <w:rFonts w:ascii="Times New Roman" w:eastAsia="Calibri" w:hAnsi="Times New Roman" w:cs="Times New Roman"/>
+          <w:bCs/>
+          <w:color w:val="000000"/>
+          <w:kern w:val="0"/>
+          <w:sz w:val="28"/>
+          <w:szCs w:val="28"/>
+          <w:lang w:val="en-US"/>
+          <w14:ligatures w14:val="none"/>
+        </w:rPr>
+        <w:t>.</w:t>
       </w:r>
     </w:p>
     <w:p>
@@ -1802,7 +2254,110 @@
           <w:szCs w:val="28"/>
           <w14:ligatures w14:val="none"/>
         </w:rPr>
-        <w:t>Первый запрос: SELECT title, price FROM books WHERE genre = 'Детектив' AND price &lt; 450. Нахождение детективов стоимостью менее 450 рублей. Результат запроса представлен на рисунке 1.</w:t>
+        <w:t>Первый</w:t>
+      </w:r>
+      <w:r>
+        <w:rPr>
+          <w:rFonts w:ascii="Times New Roman" w:eastAsia="Calibri" w:hAnsi="Times New Roman" w:cs="Times New Roman"/>
+          <w:bCs/>
+          <w:color w:val="000000"/>
+          <w:kern w:val="0"/>
+          <w:sz w:val="28"/>
+          <w:szCs w:val="28"/>
+          <w:lang w:val="en-US"/>
+          <w14:ligatures w14:val="none"/>
+        </w:rPr>
+        <w:t xml:space="preserve"> </w:t>
+      </w:r>
+      <w:r>
+        <w:rPr>
+          <w:rFonts w:ascii="Times New Roman" w:eastAsia="Calibri" w:hAnsi="Times New Roman" w:cs="Times New Roman"/>
+          <w:bCs/>
+          <w:color w:val="000000"/>
+          <w:kern w:val="0"/>
+          <w:sz w:val="28"/>
+          <w:szCs w:val="28"/>
+          <w14:ligatures w14:val="none"/>
+        </w:rPr>
+        <w:t>запрос</w:t>
+      </w:r>
+      <w:r>
+        <w:rPr>
+          <w:rFonts w:ascii="Times New Roman" w:eastAsia="Calibri" w:hAnsi="Times New Roman" w:cs="Times New Roman"/>
+          <w:bCs/>
+          <w:color w:val="000000"/>
+          <w:kern w:val="0"/>
+          <w:sz w:val="28"/>
+          <w:szCs w:val="28"/>
+          <w:lang w:val="en-US"/>
+          <w14:ligatures w14:val="none"/>
+        </w:rPr>
+        <w:t>: SELECT title, price FROM books WHERE genre = '</w:t>
+      </w:r>
+      <w:r>
+        <w:rPr>
+          <w:rFonts w:ascii="Times New Roman" w:eastAsia="Calibri" w:hAnsi="Times New Roman" w:cs="Times New Roman"/>
+          <w:bCs/>
+          <w:color w:val="000000"/>
+          <w:kern w:val="0"/>
+          <w:sz w:val="28"/>
+          <w:szCs w:val="28"/>
+          <w14:ligatures w14:val="none"/>
+        </w:rPr>
+        <w:t>Детектив</w:t>
+      </w:r>
+      <w:r>
+        <w:rPr>
+          <w:rFonts w:ascii="Times New Roman" w:eastAsia="Calibri" w:hAnsi="Times New Roman" w:cs="Times New Roman"/>
+          <w:bCs/>
+          <w:color w:val="000000"/>
+          <w:kern w:val="0"/>
+          <w:sz w:val="28"/>
+          <w:szCs w:val="28"/>
+          <w:lang w:val="en-US"/>
+          <w14:ligatures w14:val="none"/>
+        </w:rPr>
+        <w:t xml:space="preserve">' AND price </w:t>
+      </w:r>
+      <w:proofErr w:type="gramStart"/>
+      <w:r>
+        <w:rPr>
+          <w:rFonts w:ascii="Times New Roman" w:eastAsia="Calibri" w:hAnsi="Times New Roman" w:cs="Times New Roman"/>
+          <w:bCs/>
+          <w:color w:val="000000"/>
+          <w:kern w:val="0"/>
+          <w:sz w:val="28"/>
+          <w:szCs w:val="28"/>
+          <w:lang w:val="en-US"/>
+          <w14:ligatures w14:val="none"/>
+        </w:rPr>
+        <w:t>&lt; 450</w:t>
+      </w:r>
+      <w:proofErr w:type="gramEnd"/>
+      <w:r>
+        <w:rPr>
+          <w:rFonts w:ascii="Times New Roman" w:eastAsia="Calibri" w:hAnsi="Times New Roman" w:cs="Times New Roman"/>
+          <w:bCs/>
+          <w:color w:val="000000"/>
+          <w:kern w:val="0"/>
+          <w:sz w:val="28"/>
+          <w:szCs w:val="28"/>
+          <w:lang w:val="en-US"/>
+          <w14:ligatures w14:val="none"/>
+        </w:rPr>
+        <w:t xml:space="preserve">. </w:t>
+      </w:r>
+      <w:r>
+        <w:rPr>
+          <w:rFonts w:ascii="Times New Roman" w:eastAsia="Calibri" w:hAnsi="Times New Roman" w:cs="Times New Roman"/>
+          <w:bCs/>
+          <w:color w:val="000000"/>
+          <w:kern w:val="0"/>
+          <w:sz w:val="28"/>
+          <w:szCs w:val="28"/>
+          <w14:ligatures w14:val="none"/>
+        </w:rPr>
+        <w:t>Нахождение детективов стоимостью менее 450 рублей. Результат запроса представлен на рисунке 1.</w:t>
       </w:r>
     </w:p>
     <w:p>
@@ -1823,6 +2378,7 @@
         <w:rPr>
           <w:noProof/>
         </w:rPr>
+        <w:lastRenderedPageBreak/>
         <w:drawing>
           <wp:inline distT="0" distB="0" distL="0" distR="0" wp14:anchorId="0B39CAA7" wp14:editId="4320323F">
             <wp:extent cx="5743118" cy="7559999"/>
@@ -1871,20 +2427,71 @@
           <w:kern w:val="0"/>
           <w:sz w:val="28"/>
           <w:szCs w:val="28"/>
-          <w14:ligatures w14:val="none"/>
-        </w:rPr>
-      </w:pPr>
-      <w:r>
-        <w:rPr>
-          <w:rFonts w:ascii="Times New Roman" w:eastAsia="Calibri" w:hAnsi="Times New Roman" w:cs="Times New Roman"/>
-          <w:bCs/>
-          <w:color w:val="000000"/>
-          <w:kern w:val="0"/>
-          <w:sz w:val="28"/>
-          <w:szCs w:val="28"/>
-          <w14:ligatures w14:val="none"/>
-        </w:rPr>
-        <w:t>Рисунок 1 – Первый запрос</w:t>
+          <w:lang w:val="en-US"/>
+          <w14:ligatures w14:val="none"/>
+        </w:rPr>
+      </w:pPr>
+      <w:r>
+        <w:rPr>
+          <w:rFonts w:ascii="Times New Roman" w:eastAsia="Calibri" w:hAnsi="Times New Roman" w:cs="Times New Roman"/>
+          <w:bCs/>
+          <w:color w:val="000000"/>
+          <w:kern w:val="0"/>
+          <w:sz w:val="28"/>
+          <w:szCs w:val="28"/>
+          <w14:ligatures w14:val="none"/>
+        </w:rPr>
+        <w:t>Рисунок</w:t>
+      </w:r>
+      <w:r>
+        <w:rPr>
+          <w:rFonts w:ascii="Times New Roman" w:eastAsia="Calibri" w:hAnsi="Times New Roman" w:cs="Times New Roman"/>
+          <w:bCs/>
+          <w:color w:val="000000"/>
+          <w:kern w:val="0"/>
+          <w:sz w:val="28"/>
+          <w:szCs w:val="28"/>
+          <w:lang w:val="en-US"/>
+          <w14:ligatures w14:val="none"/>
+        </w:rPr>
+        <w:t xml:space="preserve"> 1 – </w:t>
+      </w:r>
+      <w:r>
+        <w:rPr>
+          <w:rFonts w:ascii="Times New Roman" w:eastAsia="Calibri" w:hAnsi="Times New Roman" w:cs="Times New Roman"/>
+          <w:bCs/>
+          <w:color w:val="000000"/>
+          <w:kern w:val="0"/>
+          <w:sz w:val="28"/>
+          <w:szCs w:val="28"/>
+          <w14:ligatures w14:val="none"/>
+        </w:rPr>
+        <w:t>Первый</w:t>
+      </w:r>
+      <w:r>
+        <w:rPr>
+          <w:rFonts w:ascii="Times New Roman" w:eastAsia="Calibri" w:hAnsi="Times New Roman" w:cs="Times New Roman"/>
+          <w:bCs/>
+          <w:color w:val="000000"/>
+          <w:kern w:val="0"/>
+          <w:sz w:val="28"/>
+          <w:szCs w:val="28"/>
+          <w:lang w:val="en-US"/>
+          <w14:ligatures w14:val="none"/>
+        </w:rPr>
+        <w:t xml:space="preserve"> </w:t>
+      </w:r>
+      <w:r>
+        <w:rPr>
+          <w:rFonts w:ascii="Times New Roman" w:eastAsia="Calibri" w:hAnsi="Times New Roman" w:cs="Times New Roman"/>
+          <w:bCs/>
+          <w:color w:val="000000"/>
+          <w:kern w:val="0"/>
+          <w:sz w:val="28"/>
+          <w:szCs w:val="28"/>
+          <w14:ligatures w14:val="none"/>
+        </w:rPr>
+        <w:t>запрос</w:t>
       </w:r>
     </w:p>
     <w:p>
@@ -1912,7 +2519,57 @@
           <w:szCs w:val="28"/>
           <w14:ligatures w14:val="none"/>
         </w:rPr>
-        <w:t>Второй запрос: SELECT title, genre, price FROM books ORDER BY price DESC LIMIT 5. Вывод пяти самых дорогих книг. Результат запроса представлен на рисунке 2.</w:t>
+        <w:t>Второй</w:t>
+      </w:r>
+      <w:r>
+        <w:rPr>
+          <w:rFonts w:ascii="Times New Roman" w:eastAsia="Calibri" w:hAnsi="Times New Roman" w:cs="Times New Roman"/>
+          <w:bCs/>
+          <w:color w:val="000000"/>
+          <w:kern w:val="0"/>
+          <w:sz w:val="28"/>
+          <w:szCs w:val="28"/>
+          <w:lang w:val="en-US"/>
+          <w14:ligatures w14:val="none"/>
+        </w:rPr>
+        <w:t xml:space="preserve"> </w:t>
+      </w:r>
+      <w:r>
+        <w:rPr>
+          <w:rFonts w:ascii="Times New Roman" w:eastAsia="Calibri" w:hAnsi="Times New Roman" w:cs="Times New Roman"/>
+          <w:bCs/>
+          <w:color w:val="000000"/>
+          <w:kern w:val="0"/>
+          <w:sz w:val="28"/>
+          <w:szCs w:val="28"/>
+          <w14:ligatures w14:val="none"/>
+        </w:rPr>
+        <w:t>запрос</w:t>
+      </w:r>
+      <w:r>
+        <w:rPr>
+          <w:rFonts w:ascii="Times New Roman" w:eastAsia="Calibri" w:hAnsi="Times New Roman" w:cs="Times New Roman"/>
+          <w:bCs/>
+          <w:color w:val="000000"/>
+          <w:kern w:val="0"/>
+          <w:sz w:val="28"/>
+          <w:szCs w:val="28"/>
+          <w:lang w:val="en-US"/>
+          <w14:ligatures w14:val="none"/>
+        </w:rPr>
+        <w:t xml:space="preserve">: SELECT title, genre, price FROM books ORDER BY price DESC LIMIT 5. </w:t>
+      </w:r>
+      <w:r>
+        <w:rPr>
+          <w:rFonts w:ascii="Times New Roman" w:eastAsia="Calibri" w:hAnsi="Times New Roman" w:cs="Times New Roman"/>
+          <w:bCs/>
+          <w:color w:val="000000"/>
+          <w:kern w:val="0"/>
+          <w:sz w:val="28"/>
+          <w:szCs w:val="28"/>
+          <w14:ligatures w14:val="none"/>
+        </w:rPr>
+        <w:t>Вывод пяти самых дорогих книг. Результат запроса представлен на рисунке 2.</w:t>
       </w:r>
     </w:p>
     <w:p>
@@ -1933,6 +2590,7 @@
         <w:rPr>
           <w:noProof/>
         </w:rPr>
+        <w:lastRenderedPageBreak/>
         <w:drawing>
           <wp:inline distT="0" distB="0" distL="0" distR="0" wp14:anchorId="453482F6" wp14:editId="0A90FCAC">
             <wp:extent cx="5743118" cy="7559999"/>
@@ -1981,20 +2639,71 @@
           <w:kern w:val="0"/>
           <w:sz w:val="28"/>
           <w:szCs w:val="28"/>
-          <w14:ligatures w14:val="none"/>
-        </w:rPr>
-      </w:pPr>
-      <w:r>
-        <w:rPr>
-          <w:rFonts w:ascii="Times New Roman" w:eastAsia="Calibri" w:hAnsi="Times New Roman" w:cs="Times New Roman"/>
-          <w:bCs/>
-          <w:color w:val="000000"/>
-          <w:kern w:val="0"/>
-          <w:sz w:val="28"/>
-          <w:szCs w:val="28"/>
-          <w14:ligatures w14:val="none"/>
-        </w:rPr>
-        <w:t>Рисунок 2 – Второй запрос</w:t>
+          <w:lang w:val="en-US"/>
+          <w14:ligatures w14:val="none"/>
+        </w:rPr>
+      </w:pPr>
+      <w:r>
+        <w:rPr>
+          <w:rFonts w:ascii="Times New Roman" w:eastAsia="Calibri" w:hAnsi="Times New Roman" w:cs="Times New Roman"/>
+          <w:bCs/>
+          <w:color w:val="000000"/>
+          <w:kern w:val="0"/>
+          <w:sz w:val="28"/>
+          <w:szCs w:val="28"/>
+          <w14:ligatures w14:val="none"/>
+        </w:rPr>
+        <w:t>Рисунок</w:t>
+      </w:r>
+      <w:r>
+        <w:rPr>
+          <w:rFonts w:ascii="Times New Roman" w:eastAsia="Calibri" w:hAnsi="Times New Roman" w:cs="Times New Roman"/>
+          <w:bCs/>
+          <w:color w:val="000000"/>
+          <w:kern w:val="0"/>
+          <w:sz w:val="28"/>
+          <w:szCs w:val="28"/>
+          <w:lang w:val="en-US"/>
+          <w14:ligatures w14:val="none"/>
+        </w:rPr>
+        <w:t xml:space="preserve"> 2 – </w:t>
+      </w:r>
+      <w:r>
+        <w:rPr>
+          <w:rFonts w:ascii="Times New Roman" w:eastAsia="Calibri" w:hAnsi="Times New Roman" w:cs="Times New Roman"/>
+          <w:bCs/>
+          <w:color w:val="000000"/>
+          <w:kern w:val="0"/>
+          <w:sz w:val="28"/>
+          <w:szCs w:val="28"/>
+          <w14:ligatures w14:val="none"/>
+        </w:rPr>
+        <w:t>Второй</w:t>
+      </w:r>
+      <w:r>
+        <w:rPr>
+          <w:rFonts w:ascii="Times New Roman" w:eastAsia="Calibri" w:hAnsi="Times New Roman" w:cs="Times New Roman"/>
+          <w:bCs/>
+          <w:color w:val="000000"/>
+          <w:kern w:val="0"/>
+          <w:sz w:val="28"/>
+          <w:szCs w:val="28"/>
+          <w:lang w:val="en-US"/>
+          <w14:ligatures w14:val="none"/>
+        </w:rPr>
+        <w:t xml:space="preserve"> </w:t>
+      </w:r>
+      <w:r>
+        <w:rPr>
+          <w:rFonts w:ascii="Times New Roman" w:eastAsia="Calibri" w:hAnsi="Times New Roman" w:cs="Times New Roman"/>
+          <w:bCs/>
+          <w:color w:val="000000"/>
+          <w:kern w:val="0"/>
+          <w:sz w:val="28"/>
+          <w:szCs w:val="28"/>
+          <w14:ligatures w14:val="none"/>
+        </w:rPr>
+        <w:t>запрос</w:t>
       </w:r>
     </w:p>
     <w:p>
@@ -2022,7 +2731,211 @@
           <w:szCs w:val="28"/>
           <w14:ligatures w14:val="none"/>
         </w:rPr>
-        <w:t>Третий запрос: SELECT genre, COUNT(*) AS books_count, CAST(ROUND(AVG(price)) AS INTEGER) AS avg_price FROM books GROUP BY genre ORDER BY books_count DESC, genre. Подсчёт количества книг и средней цены по каждому жанру. Результат запроса представлен на рисунке 3.</w:t>
+        <w:t>Третий</w:t>
+      </w:r>
+      <w:r>
+        <w:rPr>
+          <w:rFonts w:ascii="Times New Roman" w:eastAsia="Calibri" w:hAnsi="Times New Roman" w:cs="Times New Roman"/>
+          <w:bCs/>
+          <w:color w:val="000000"/>
+          <w:kern w:val="0"/>
+          <w:sz w:val="28"/>
+          <w:szCs w:val="28"/>
+          <w:lang w:val="en-US"/>
+          <w14:ligatures w14:val="none"/>
+        </w:rPr>
+        <w:t xml:space="preserve"> </w:t>
+      </w:r>
+      <w:r>
+        <w:rPr>
+          <w:rFonts w:ascii="Times New Roman" w:eastAsia="Calibri" w:hAnsi="Times New Roman" w:cs="Times New Roman"/>
+          <w:bCs/>
+          <w:color w:val="000000"/>
+          <w:kern w:val="0"/>
+          <w:sz w:val="28"/>
+          <w:szCs w:val="28"/>
+          <w14:ligatures w14:val="none"/>
+        </w:rPr>
+        <w:t>запрос</w:t>
+      </w:r>
+      <w:r>
+        <w:rPr>
+          <w:rFonts w:ascii="Times New Roman" w:eastAsia="Calibri" w:hAnsi="Times New Roman" w:cs="Times New Roman"/>
+          <w:bCs/>
+          <w:color w:val="000000"/>
+          <w:kern w:val="0"/>
+          <w:sz w:val="28"/>
+          <w:szCs w:val="28"/>
+          <w:lang w:val="en-US"/>
+          <w14:ligatures w14:val="none"/>
+        </w:rPr>
+        <w:t xml:space="preserve">: SELECT genre, </w:t>
+      </w:r>
+      <w:proofErr w:type="gramStart"/>
+      <w:r>
+        <w:rPr>
+          <w:rFonts w:ascii="Times New Roman" w:eastAsia="Calibri" w:hAnsi="Times New Roman" w:cs="Times New Roman"/>
+          <w:bCs/>
+          <w:color w:val="000000"/>
+          <w:kern w:val="0"/>
+          <w:sz w:val="28"/>
+          <w:szCs w:val="28"/>
+          <w:lang w:val="en-US"/>
+          <w14:ligatures w14:val="none"/>
+        </w:rPr>
+        <w:t>COUNT(</w:t>
+      </w:r>
+      <w:proofErr w:type="gramEnd"/>
+      <w:r>
+        <w:rPr>
+          <w:rFonts w:ascii="Times New Roman" w:eastAsia="Calibri" w:hAnsi="Times New Roman" w:cs="Times New Roman"/>
+          <w:bCs/>
+          <w:color w:val="000000"/>
+          <w:kern w:val="0"/>
+          <w:sz w:val="28"/>
+          <w:szCs w:val="28"/>
+          <w:lang w:val="en-US"/>
+          <w14:ligatures w14:val="none"/>
+        </w:rPr>
+        <w:t xml:space="preserve">*) AS </w:t>
+      </w:r>
+      <w:proofErr w:type="spellStart"/>
+      <w:r>
+        <w:rPr>
+          <w:rFonts w:ascii="Times New Roman" w:eastAsia="Calibri" w:hAnsi="Times New Roman" w:cs="Times New Roman"/>
+          <w:bCs/>
+          <w:color w:val="000000"/>
+          <w:kern w:val="0"/>
+          <w:sz w:val="28"/>
+          <w:szCs w:val="28"/>
+          <w:lang w:val="en-US"/>
+          <w14:ligatures w14:val="none"/>
+        </w:rPr>
+        <w:t>books_count</w:t>
+      </w:r>
+      <w:proofErr w:type="spellEnd"/>
+      <w:r>
+        <w:rPr>
+          <w:rFonts w:ascii="Times New Roman" w:eastAsia="Calibri" w:hAnsi="Times New Roman" w:cs="Times New Roman"/>
+          <w:bCs/>
+          <w:color w:val="000000"/>
+          <w:kern w:val="0"/>
+          <w:sz w:val="28"/>
+          <w:szCs w:val="28"/>
+          <w:lang w:val="en-US"/>
+          <w14:ligatures w14:val="none"/>
+        </w:rPr>
+        <w:t>, CAST(ROUND(</w:t>
+      </w:r>
+      <w:proofErr w:type="gramStart"/>
+      <w:r>
+        <w:rPr>
+          <w:rFonts w:ascii="Times New Roman" w:eastAsia="Calibri" w:hAnsi="Times New Roman" w:cs="Times New Roman"/>
+          <w:bCs/>
+          <w:color w:val="000000"/>
+          <w:kern w:val="0"/>
+          <w:sz w:val="28"/>
+          <w:szCs w:val="28"/>
+          <w:lang w:val="en-US"/>
+          <w14:ligatures w14:val="none"/>
+        </w:rPr>
+        <w:t>AVG(</w:t>
+      </w:r>
+      <w:proofErr w:type="gramEnd"/>
+      <w:r>
+        <w:rPr>
+          <w:rFonts w:ascii="Times New Roman" w:eastAsia="Calibri" w:hAnsi="Times New Roman" w:cs="Times New Roman"/>
+          <w:bCs/>
+          <w:color w:val="000000"/>
+          <w:kern w:val="0"/>
+          <w:sz w:val="28"/>
+          <w:szCs w:val="28"/>
+          <w:lang w:val="en-US"/>
+          <w14:ligatures w14:val="none"/>
+        </w:rPr>
+        <w:t xml:space="preserve">price)) AS INTEGER) AS </w:t>
+      </w:r>
+      <w:proofErr w:type="spellStart"/>
+      <w:r>
+        <w:rPr>
+          <w:rFonts w:ascii="Times New Roman" w:eastAsia="Calibri" w:hAnsi="Times New Roman" w:cs="Times New Roman"/>
+          <w:bCs/>
+          <w:color w:val="000000"/>
+          <w:kern w:val="0"/>
+          <w:sz w:val="28"/>
+          <w:szCs w:val="28"/>
+          <w:lang w:val="en-US"/>
+          <w14:ligatures w14:val="none"/>
+        </w:rPr>
+        <w:t>avg_price</w:t>
+      </w:r>
+      <w:proofErr w:type="spellEnd"/>
+      <w:r>
+        <w:rPr>
+          <w:rFonts w:ascii="Times New Roman" w:eastAsia="Calibri" w:hAnsi="Times New Roman" w:cs="Times New Roman"/>
+          <w:bCs/>
+          <w:color w:val="000000"/>
+          <w:kern w:val="0"/>
+          <w:sz w:val="28"/>
+          <w:szCs w:val="28"/>
+          <w:lang w:val="en-US"/>
+          <w14:ligatures w14:val="none"/>
+        </w:rPr>
+        <w:t xml:space="preserve"> FROM books GROUP </w:t>
+      </w:r>
+      <w:r>
+        <w:rPr>
+          <w:rFonts w:ascii="Times New Roman" w:eastAsia="Calibri" w:hAnsi="Times New Roman" w:cs="Times New Roman"/>
+          <w:bCs/>
+          <w:color w:val="000000"/>
+          <w:kern w:val="0"/>
+          <w:sz w:val="28"/>
+          <w:szCs w:val="28"/>
+          <w:lang w:val="en-US"/>
+          <w14:ligatures w14:val="none"/>
+        </w:rPr>
+        <w:lastRenderedPageBreak/>
+        <w:t xml:space="preserve">BY genre ORDER BY </w:t>
+      </w:r>
+      <w:proofErr w:type="spellStart"/>
+      <w:r>
+        <w:rPr>
+          <w:rFonts w:ascii="Times New Roman" w:eastAsia="Calibri" w:hAnsi="Times New Roman" w:cs="Times New Roman"/>
+          <w:bCs/>
+          <w:color w:val="000000"/>
+          <w:kern w:val="0"/>
+          <w:sz w:val="28"/>
+          <w:szCs w:val="28"/>
+          <w:lang w:val="en-US"/>
+          <w14:ligatures w14:val="none"/>
+        </w:rPr>
+        <w:t>books_count</w:t>
+      </w:r>
+      <w:proofErr w:type="spellEnd"/>
+      <w:r>
+        <w:rPr>
+          <w:rFonts w:ascii="Times New Roman" w:eastAsia="Calibri" w:hAnsi="Times New Roman" w:cs="Times New Roman"/>
+          <w:bCs/>
+          <w:color w:val="000000"/>
+          <w:kern w:val="0"/>
+          <w:sz w:val="28"/>
+          <w:szCs w:val="28"/>
+          <w:lang w:val="en-US"/>
+          <w14:ligatures w14:val="none"/>
+        </w:rPr>
+        <w:t xml:space="preserve"> DESC, genre. </w:t>
+      </w:r>
+      <w:r>
+        <w:rPr>
+          <w:rFonts w:ascii="Times New Roman" w:eastAsia="Calibri" w:hAnsi="Times New Roman" w:cs="Times New Roman"/>
+          <w:bCs/>
+          <w:color w:val="000000"/>
+          <w:kern w:val="0"/>
+          <w:sz w:val="28"/>
+          <w:szCs w:val="28"/>
+          <w14:ligatures w14:val="none"/>
+        </w:rPr>
+        <w:t>Подсчёт количества книг и средней цены по каждому жанру. Результат запроса представлен на рисунке 3.</w:t>
       </w:r>
     </w:p>
     <w:p>
@@ -2163,6 +3076,7 @@
           <w:szCs w:val="28"/>
           <w14:ligatures w14:val="none"/>
         </w:rPr>
+        <w:lastRenderedPageBreak/>
         <w:t>Вывод</w:t>
       </w:r>
       <w:bookmarkEnd w:id="4"/>
@@ -2193,7 +3107,137 @@
           <w:szCs w:val="28"/>
           <w14:ligatures w14:val="none"/>
         </w:rPr>
-        <w:t>В ходе лабораторной работы были выполнены все задачи: скачан клиент SQLite (DB Browser for SQLite), с помощью языка SQL создана таблица books и загружены в неё 25 записей о книгах, а также выполнены три запроса SELECT.</w:t>
+        <w:t xml:space="preserve">В ходе лабораторной работы были выполнены все задачи: скачан клиент </w:t>
+      </w:r>
+      <w:proofErr w:type="spellStart"/>
+      <w:r>
+        <w:rPr>
+          <w:rFonts w:ascii="Times New Roman" w:eastAsia="Calibri" w:hAnsi="Times New Roman" w:cs="Times New Roman"/>
+          <w:bCs/>
+          <w:color w:val="000000"/>
+          <w:kern w:val="0"/>
+          <w:sz w:val="28"/>
+          <w:szCs w:val="28"/>
+          <w14:ligatures w14:val="none"/>
+        </w:rPr>
+        <w:t>SQLite</w:t>
+      </w:r>
+      <w:proofErr w:type="spellEnd"/>
+      <w:r>
+        <w:rPr>
+          <w:rFonts w:ascii="Times New Roman" w:eastAsia="Calibri" w:hAnsi="Times New Roman" w:cs="Times New Roman"/>
+          <w:bCs/>
+          <w:color w:val="000000"/>
+          <w:kern w:val="0"/>
+          <w:sz w:val="28"/>
+          <w:szCs w:val="28"/>
+          <w14:ligatures w14:val="none"/>
+        </w:rPr>
+        <w:t xml:space="preserve"> (DB </w:t>
+      </w:r>
+      <w:proofErr w:type="spellStart"/>
+      <w:r>
+        <w:rPr>
+          <w:rFonts w:ascii="Times New Roman" w:eastAsia="Calibri" w:hAnsi="Times New Roman" w:cs="Times New Roman"/>
+          <w:bCs/>
+          <w:color w:val="000000"/>
+          <w:kern w:val="0"/>
+          <w:sz w:val="28"/>
+          <w:szCs w:val="28"/>
+          <w14:ligatures w14:val="none"/>
+        </w:rPr>
+        <w:t>Browser</w:t>
+      </w:r>
+      <w:proofErr w:type="spellEnd"/>
+      <w:r>
+        <w:rPr>
+          <w:rFonts w:ascii="Times New Roman" w:eastAsia="Calibri" w:hAnsi="Times New Roman" w:cs="Times New Roman"/>
+          <w:bCs/>
+          <w:color w:val="000000"/>
+          <w:kern w:val="0"/>
+          <w:sz w:val="28"/>
+          <w:szCs w:val="28"/>
+          <w14:ligatures w14:val="none"/>
+        </w:rPr>
+        <w:t xml:space="preserve"> </w:t>
+      </w:r>
+      <w:proofErr w:type="spellStart"/>
+      <w:r>
+        <w:rPr>
+          <w:rFonts w:ascii="Times New Roman" w:eastAsia="Calibri" w:hAnsi="Times New Roman" w:cs="Times New Roman"/>
+          <w:bCs/>
+          <w:color w:val="000000"/>
+          <w:kern w:val="0"/>
+          <w:sz w:val="28"/>
+          <w:szCs w:val="28"/>
+          <w14:ligatures w14:val="none"/>
+        </w:rPr>
+        <w:t>for</w:t>
+      </w:r>
+      <w:proofErr w:type="spellEnd"/>
+      <w:r>
+        <w:rPr>
+          <w:rFonts w:ascii="Times New Roman" w:eastAsia="Calibri" w:hAnsi="Times New Roman" w:cs="Times New Roman"/>
+          <w:bCs/>
+          <w:color w:val="000000"/>
+          <w:kern w:val="0"/>
+          <w:sz w:val="28"/>
+          <w:szCs w:val="28"/>
+          <w14:ligatures w14:val="none"/>
+        </w:rPr>
+        <w:t xml:space="preserve"> </w:t>
+      </w:r>
+      <w:proofErr w:type="spellStart"/>
+      <w:r>
+        <w:rPr>
+          <w:rFonts w:ascii="Times New Roman" w:eastAsia="Calibri" w:hAnsi="Times New Roman" w:cs="Times New Roman"/>
+          <w:bCs/>
+          <w:color w:val="000000"/>
+          <w:kern w:val="0"/>
+          <w:sz w:val="28"/>
+          <w:szCs w:val="28"/>
+          <w14:ligatures w14:val="none"/>
+        </w:rPr>
+        <w:t>SQLite</w:t>
+      </w:r>
+      <w:proofErr w:type="spellEnd"/>
+      <w:r>
+        <w:rPr>
+          <w:rFonts w:ascii="Times New Roman" w:eastAsia="Calibri" w:hAnsi="Times New Roman" w:cs="Times New Roman"/>
+          <w:bCs/>
+          <w:color w:val="000000"/>
+          <w:kern w:val="0"/>
+          <w:sz w:val="28"/>
+          <w:szCs w:val="28"/>
+          <w14:ligatures w14:val="none"/>
+        </w:rPr>
+        <w:t xml:space="preserve">), с помощью языка SQL создана таблица </w:t>
+      </w:r>
+      <w:proofErr w:type="spellStart"/>
+      <w:r>
+        <w:rPr>
+          <w:rFonts w:ascii="Times New Roman" w:eastAsia="Calibri" w:hAnsi="Times New Roman" w:cs="Times New Roman"/>
+          <w:bCs/>
+          <w:color w:val="000000"/>
+          <w:kern w:val="0"/>
+          <w:sz w:val="28"/>
+          <w:szCs w:val="28"/>
+          <w14:ligatures w14:val="none"/>
+        </w:rPr>
+        <w:t>books</w:t>
+      </w:r>
+      <w:proofErr w:type="spellEnd"/>
+      <w:r>
+        <w:rPr>
+          <w:rFonts w:ascii="Times New Roman" w:eastAsia="Calibri" w:hAnsi="Times New Roman" w:cs="Times New Roman"/>
+          <w:bCs/>
+          <w:color w:val="000000"/>
+          <w:kern w:val="0"/>
+          <w:sz w:val="28"/>
+          <w:szCs w:val="28"/>
+          <w14:ligatures w14:val="none"/>
+        </w:rPr>
+        <w:t xml:space="preserve"> и загружены в неё 25 записей о книгах, а также выполнены три запроса SELECT.</w:t>
       </w:r>
     </w:p>
     <w:p>
@@ -2345,7 +3389,33 @@
           <w:szCs w:val="28"/>
           <w14:ligatures w14:val="none"/>
         </w:rPr>
-        <w:t>В итоге были освоены основные операции работы с базой данных SQLite: создание таблицы, загрузка данных оператором INSERT, выполнение запросов с условиями WHERE, сортировкой ORDER BY, ограничением LIMIT, группировкой GROUP BY и агрегатными функциями COUNT и AVG.</w:t>
+        <w:t xml:space="preserve">В итоге были освоены основные операции работы с базой данных </w:t>
+      </w:r>
+      <w:proofErr w:type="spellStart"/>
+      <w:r>
+        <w:rPr>
+          <w:rFonts w:ascii="Times New Roman" w:eastAsia="Calibri" w:hAnsi="Times New Roman" w:cs="Times New Roman"/>
+          <w:bCs/>
+          <w:color w:val="000000"/>
+          <w:kern w:val="0"/>
+          <w:sz w:val="28"/>
+          <w:szCs w:val="28"/>
+          <w14:ligatures w14:val="none"/>
+        </w:rPr>
+        <w:t>SQLite</w:t>
+      </w:r>
+      <w:proofErr w:type="spellEnd"/>
+      <w:r>
+        <w:rPr>
+          <w:rFonts w:ascii="Times New Roman" w:eastAsia="Calibri" w:hAnsi="Times New Roman" w:cs="Times New Roman"/>
+          <w:bCs/>
+          <w:color w:val="000000"/>
+          <w:kern w:val="0"/>
+          <w:sz w:val="28"/>
+          <w:szCs w:val="28"/>
+          <w14:ligatures w14:val="none"/>
+        </w:rPr>
+        <w:t>: создание таблицы, загрузка данных оператором INSERT, выполнение запросов с условиями WHERE, сортировкой ORDER BY, ограничением LIMIT, группировкой GROUP BY и агрегатными функциями COUNT и AVG.</w:t>
       </w:r>
     </w:p>
     <w:p>
@@ -2404,6 +3474,7 @@
           <w:szCs w:val="28"/>
           <w14:ligatures w14:val="none"/>
         </w:rPr>
+        <w:lastRenderedPageBreak/>
         <w:t>Приложение А</w:t>
       </w:r>
       <w:bookmarkEnd w:id="6"/>
@@ -2430,7 +3501,55 @@
           <w:rFonts w:ascii="Courier New" w:eastAsia="Courier New" w:hAnsi="Courier New" w:cs="Courier New"/>
           <w:sz w:val="20"/>
         </w:rPr>
-        <w:t>-- Выполнить в DB Browser for SQLite: вкладка «Выполнить SQL» → открыть этот файл → F5.</w:t>
+        <w:t xml:space="preserve">-- Выполнить в DB </w:t>
+      </w:r>
+      <w:proofErr w:type="spellStart"/>
+      <w:r>
+        <w:rPr>
+          <w:rFonts w:ascii="Courier New" w:eastAsia="Courier New" w:hAnsi="Courier New" w:cs="Courier New"/>
+          <w:sz w:val="20"/>
+        </w:rPr>
+        <w:t>Browser</w:t>
+      </w:r>
+      <w:proofErr w:type="spellEnd"/>
+      <w:r>
+        <w:rPr>
+          <w:rFonts w:ascii="Courier New" w:eastAsia="Courier New" w:hAnsi="Courier New" w:cs="Courier New"/>
+          <w:sz w:val="20"/>
+        </w:rPr>
+        <w:t xml:space="preserve"> </w:t>
+      </w:r>
+      <w:proofErr w:type="spellStart"/>
+      <w:r>
+        <w:rPr>
+          <w:rFonts w:ascii="Courier New" w:eastAsia="Courier New" w:hAnsi="Courier New" w:cs="Courier New"/>
+          <w:sz w:val="20"/>
+        </w:rPr>
+        <w:t>for</w:t>
+      </w:r>
+      <w:proofErr w:type="spellEnd"/>
+      <w:r>
+        <w:rPr>
+          <w:rFonts w:ascii="Courier New" w:eastAsia="Courier New" w:hAnsi="Courier New" w:cs="Courier New"/>
+          <w:sz w:val="20"/>
+        </w:rPr>
+        <w:t xml:space="preserve"> </w:t>
+      </w:r>
+      <w:proofErr w:type="spellStart"/>
+      <w:r>
+        <w:rPr>
+          <w:rFonts w:ascii="Courier New" w:eastAsia="Courier New" w:hAnsi="Courier New" w:cs="Courier New"/>
+          <w:sz w:val="20"/>
+        </w:rPr>
+        <w:t>SQLite</w:t>
+      </w:r>
+      <w:proofErr w:type="spellEnd"/>
+      <w:r>
+        <w:rPr>
+          <w:rFonts w:ascii="Courier New" w:eastAsia="Courier New" w:hAnsi="Courier New" w:cs="Courier New"/>
+          <w:sz w:val="20"/>
+        </w:rPr>
+        <w:t>: вкладка «Выполнить SQL» → открыть этот файл → F5.</w:t>
       </w:r>
     </w:p>
     <w:p>
@@ -2441,23 +3560,53 @@
     <w:p>
       <w:pPr>
         <w:spacing w:after="0" w:line="240" w:lineRule="auto"/>
-      </w:pPr>
-      <w:r>
-        <w:rPr>
-          <w:rFonts w:ascii="Courier New" w:eastAsia="Courier New" w:hAnsi="Courier New" w:cs="Courier New"/>
-          <w:sz w:val="20"/>
-        </w:rPr>
-        <w:t>-- 1. Создание таблицы</w:t>
+        <w:rPr>
+          <w:lang w:val="en-US"/>
+        </w:rPr>
+      </w:pPr>
+      <w:r>
+        <w:rPr>
+          <w:rFonts w:ascii="Courier New" w:eastAsia="Courier New" w:hAnsi="Courier New" w:cs="Courier New"/>
+          <w:sz w:val="20"/>
+          <w:lang w:val="en-US"/>
+        </w:rPr>
+        <w:t xml:space="preserve">-- 1. </w:t>
+      </w:r>
+      <w:r>
+        <w:rPr>
+          <w:rFonts w:ascii="Courier New" w:eastAsia="Courier New" w:hAnsi="Courier New" w:cs="Courier New"/>
+          <w:sz w:val="20"/>
+        </w:rPr>
+        <w:t>Создание</w:t>
+      </w:r>
+      <w:r>
+        <w:rPr>
+          <w:rFonts w:ascii="Courier New" w:eastAsia="Courier New" w:hAnsi="Courier New" w:cs="Courier New"/>
+          <w:sz w:val="20"/>
+          <w:lang w:val="en-US"/>
+        </w:rPr>
+        <w:t xml:space="preserve"> </w:t>
+      </w:r>
+      <w:r>
+        <w:rPr>
+          <w:rFonts w:ascii="Courier New" w:eastAsia="Courier New" w:hAnsi="Courier New" w:cs="Courier New"/>
+          <w:sz w:val="20"/>
+        </w:rPr>
+        <w:t>таблицы</w:t>
       </w:r>
     </w:p>
     <w:p>
       <w:pPr>
         <w:spacing w:after="0" w:line="240" w:lineRule="auto"/>
-      </w:pPr>
-      <w:r>
-        <w:rPr>
-          <w:rFonts w:ascii="Courier New" w:eastAsia="Courier New" w:hAnsi="Courier New" w:cs="Courier New"/>
-          <w:sz w:val="20"/>
+        <w:rPr>
+          <w:lang w:val="en-US"/>
+        </w:rPr>
+      </w:pPr>
+      <w:r>
+        <w:rPr>
+          <w:rFonts w:ascii="Courier New" w:eastAsia="Courier New" w:hAnsi="Courier New" w:cs="Courier New"/>
+          <w:sz w:val="20"/>
+          <w:lang w:val="en-US"/>
         </w:rPr>
         <w:t>DROP TABLE IF EXISTS books;</w:t>
       </w:r>
@@ -2465,11 +3614,15 @@
     <w:p>
       <w:pPr>
         <w:spacing w:after="0" w:line="240" w:lineRule="auto"/>
-      </w:pPr>
-      <w:r>
-        <w:rPr>
-          <w:rFonts w:ascii="Courier New" w:eastAsia="Courier New" w:hAnsi="Courier New" w:cs="Courier New"/>
-          <w:sz w:val="20"/>
+        <w:rPr>
+          <w:lang w:val="en-US"/>
+        </w:rPr>
+      </w:pPr>
+      <w:r>
+        <w:rPr>
+          <w:rFonts w:ascii="Courier New" w:eastAsia="Courier New" w:hAnsi="Courier New" w:cs="Courier New"/>
+          <w:sz w:val="20"/>
+          <w:lang w:val="en-US"/>
         </w:rPr>
         <w:t>CREATE TABLE books (</w:t>
       </w:r>
@@ -2477,71 +3630,285 @@
     <w:p>
       <w:pPr>
         <w:spacing w:after="0" w:line="240" w:lineRule="auto"/>
-      </w:pPr>
-      <w:r>
-        <w:rPr>
-          <w:rFonts w:ascii="Courier New" w:eastAsia="Courier New" w:hAnsi="Courier New" w:cs="Courier New"/>
-          <w:sz w:val="20"/>
-        </w:rPr>
-        <w:t xml:space="preserve">    title    TEXT    NOT NULL,  -- название книги</w:t>
+        <w:rPr>
+          <w:lang w:val="en-US"/>
+        </w:rPr>
+      </w:pPr>
+      <w:r>
+        <w:rPr>
+          <w:rFonts w:ascii="Courier New" w:eastAsia="Courier New" w:hAnsi="Courier New" w:cs="Courier New"/>
+          <w:sz w:val="20"/>
+          <w:lang w:val="en-US"/>
+        </w:rPr>
+        <w:t xml:space="preserve">    title    TEXT    NOT </w:t>
+      </w:r>
+      <w:proofErr w:type="gramStart"/>
+      <w:r>
+        <w:rPr>
+          <w:rFonts w:ascii="Courier New" w:eastAsia="Courier New" w:hAnsi="Courier New" w:cs="Courier New"/>
+          <w:sz w:val="20"/>
+          <w:lang w:val="en-US"/>
+        </w:rPr>
+        <w:t>NULL,  --</w:t>
+      </w:r>
+      <w:proofErr w:type="gramEnd"/>
+      <w:r>
+        <w:rPr>
+          <w:rFonts w:ascii="Courier New" w:eastAsia="Courier New" w:hAnsi="Courier New" w:cs="Courier New"/>
+          <w:sz w:val="20"/>
+          <w:lang w:val="en-US"/>
+        </w:rPr>
+        <w:t xml:space="preserve"> </w:t>
+      </w:r>
+      <w:r>
+        <w:rPr>
+          <w:rFonts w:ascii="Courier New" w:eastAsia="Courier New" w:hAnsi="Courier New" w:cs="Courier New"/>
+          <w:sz w:val="20"/>
+        </w:rPr>
+        <w:t>название</w:t>
+      </w:r>
+      <w:r>
+        <w:rPr>
+          <w:rFonts w:ascii="Courier New" w:eastAsia="Courier New" w:hAnsi="Courier New" w:cs="Courier New"/>
+          <w:sz w:val="20"/>
+          <w:lang w:val="en-US"/>
+        </w:rPr>
+        <w:t xml:space="preserve"> </w:t>
+      </w:r>
+      <w:r>
+        <w:rPr>
+          <w:rFonts w:ascii="Courier New" w:eastAsia="Courier New" w:hAnsi="Courier New" w:cs="Courier New"/>
+          <w:sz w:val="20"/>
+        </w:rPr>
+        <w:t>книги</w:t>
       </w:r>
     </w:p>
     <w:p>
       <w:pPr>
         <w:spacing w:after="0" w:line="240" w:lineRule="auto"/>
-      </w:pPr>
-      <w:r>
-        <w:rPr>
-          <w:rFonts w:ascii="Courier New" w:eastAsia="Courier New" w:hAnsi="Courier New" w:cs="Courier New"/>
-          <w:sz w:val="20"/>
-        </w:rPr>
-        <w:t xml:space="preserve">    genre    TEXT    NOT NULL,  -- жанр (категория)</w:t>
+        <w:rPr>
+          <w:lang w:val="en-US"/>
+        </w:rPr>
+      </w:pPr>
+      <w:r>
+        <w:rPr>
+          <w:rFonts w:ascii="Courier New" w:eastAsia="Courier New" w:hAnsi="Courier New" w:cs="Courier New"/>
+          <w:sz w:val="20"/>
+          <w:lang w:val="en-US"/>
+        </w:rPr>
+        <w:t xml:space="preserve">    genre    TEXT    NOT </w:t>
+      </w:r>
+      <w:proofErr w:type="gramStart"/>
+      <w:r>
+        <w:rPr>
+          <w:rFonts w:ascii="Courier New" w:eastAsia="Courier New" w:hAnsi="Courier New" w:cs="Courier New"/>
+          <w:sz w:val="20"/>
+          <w:lang w:val="en-US"/>
+        </w:rPr>
+        <w:t>NULL,  --</w:t>
+      </w:r>
+      <w:proofErr w:type="gramEnd"/>
+      <w:r>
+        <w:rPr>
+          <w:rFonts w:ascii="Courier New" w:eastAsia="Courier New" w:hAnsi="Courier New" w:cs="Courier New"/>
+          <w:sz w:val="20"/>
+          <w:lang w:val="en-US"/>
+        </w:rPr>
+        <w:t xml:space="preserve"> </w:t>
+      </w:r>
+      <w:r>
+        <w:rPr>
+          <w:rFonts w:ascii="Courier New" w:eastAsia="Courier New" w:hAnsi="Courier New" w:cs="Courier New"/>
+          <w:sz w:val="20"/>
+        </w:rPr>
+        <w:t>жанр</w:t>
+      </w:r>
+      <w:r>
+        <w:rPr>
+          <w:rFonts w:ascii="Courier New" w:eastAsia="Courier New" w:hAnsi="Courier New" w:cs="Courier New"/>
+          <w:sz w:val="20"/>
+          <w:lang w:val="en-US"/>
+        </w:rPr>
+        <w:t xml:space="preserve"> (</w:t>
+      </w:r>
+      <w:r>
+        <w:rPr>
+          <w:rFonts w:ascii="Courier New" w:eastAsia="Courier New" w:hAnsi="Courier New" w:cs="Courier New"/>
+          <w:sz w:val="20"/>
+        </w:rPr>
+        <w:t>категория</w:t>
+      </w:r>
+      <w:r>
+        <w:rPr>
+          <w:rFonts w:ascii="Courier New" w:eastAsia="Courier New" w:hAnsi="Courier New" w:cs="Courier New"/>
+          <w:sz w:val="20"/>
+          <w:lang w:val="en-US"/>
+        </w:rPr>
+        <w:t>)</w:t>
       </w:r>
     </w:p>
     <w:p>
       <w:pPr>
         <w:spacing w:after="0" w:line="240" w:lineRule="auto"/>
-      </w:pPr>
-      <w:r>
-        <w:rPr>
-          <w:rFonts w:ascii="Courier New" w:eastAsia="Courier New" w:hAnsi="Courier New" w:cs="Courier New"/>
-          <w:sz w:val="20"/>
-        </w:rPr>
-        <w:t xml:space="preserve">    price    INTEGER NOT NULL,  -- цена в рублях</w:t>
+        <w:rPr>
+          <w:lang w:val="en-US"/>
+        </w:rPr>
+      </w:pPr>
+      <w:r>
+        <w:rPr>
+          <w:rFonts w:ascii="Courier New" w:eastAsia="Courier New" w:hAnsi="Courier New" w:cs="Courier New"/>
+          <w:sz w:val="20"/>
+          <w:lang w:val="en-US"/>
+        </w:rPr>
+        <w:t xml:space="preserve">    price    INTEGER NOT </w:t>
+      </w:r>
+      <w:proofErr w:type="gramStart"/>
+      <w:r>
+        <w:rPr>
+          <w:rFonts w:ascii="Courier New" w:eastAsia="Courier New" w:hAnsi="Courier New" w:cs="Courier New"/>
+          <w:sz w:val="20"/>
+          <w:lang w:val="en-US"/>
+        </w:rPr>
+        <w:t>NULL,  --</w:t>
+      </w:r>
+      <w:proofErr w:type="gramEnd"/>
+      <w:r>
+        <w:rPr>
+          <w:rFonts w:ascii="Courier New" w:eastAsia="Courier New" w:hAnsi="Courier New" w:cs="Courier New"/>
+          <w:sz w:val="20"/>
+          <w:lang w:val="en-US"/>
+        </w:rPr>
+        <w:t xml:space="preserve"> </w:t>
+      </w:r>
+      <w:r>
+        <w:rPr>
+          <w:rFonts w:ascii="Courier New" w:eastAsia="Courier New" w:hAnsi="Courier New" w:cs="Courier New"/>
+          <w:sz w:val="20"/>
+        </w:rPr>
+        <w:t>цена</w:t>
+      </w:r>
+      <w:r>
+        <w:rPr>
+          <w:rFonts w:ascii="Courier New" w:eastAsia="Courier New" w:hAnsi="Courier New" w:cs="Courier New"/>
+          <w:sz w:val="20"/>
+          <w:lang w:val="en-US"/>
+        </w:rPr>
+        <w:t xml:space="preserve"> </w:t>
+      </w:r>
+      <w:r>
+        <w:rPr>
+          <w:rFonts w:ascii="Courier New" w:eastAsia="Courier New" w:hAnsi="Courier New" w:cs="Courier New"/>
+          <w:sz w:val="20"/>
+        </w:rPr>
+        <w:t>в</w:t>
+      </w:r>
+      <w:r>
+        <w:rPr>
+          <w:rFonts w:ascii="Courier New" w:eastAsia="Courier New" w:hAnsi="Courier New" w:cs="Courier New"/>
+          <w:sz w:val="20"/>
+          <w:lang w:val="en-US"/>
+        </w:rPr>
+        <w:t xml:space="preserve"> </w:t>
+      </w:r>
+      <w:r>
+        <w:rPr>
+          <w:rFonts w:ascii="Courier New" w:eastAsia="Courier New" w:hAnsi="Courier New" w:cs="Courier New"/>
+          <w:sz w:val="20"/>
+        </w:rPr>
+        <w:t>рублях</w:t>
       </w:r>
     </w:p>
     <w:p>
       <w:pPr>
         <w:spacing w:after="0" w:line="240" w:lineRule="auto"/>
-      </w:pPr>
-      <w:r>
-        <w:rPr>
-          <w:rFonts w:ascii="Courier New" w:eastAsia="Courier New" w:hAnsi="Courier New" w:cs="Courier New"/>
-          <w:sz w:val="20"/>
-        </w:rPr>
-        <w:t xml:space="preserve">    year     INTEGER NOT NULL,  -- год издания</w:t>
+        <w:rPr>
+          <w:lang w:val="en-US"/>
+        </w:rPr>
+      </w:pPr>
+      <w:r>
+        <w:rPr>
+          <w:rFonts w:ascii="Courier New" w:eastAsia="Courier New" w:hAnsi="Courier New" w:cs="Courier New"/>
+          <w:sz w:val="20"/>
+          <w:lang w:val="en-US"/>
+        </w:rPr>
+        <w:t xml:space="preserve">    year     INTEGER NOT </w:t>
+      </w:r>
+      <w:proofErr w:type="gramStart"/>
+      <w:r>
+        <w:rPr>
+          <w:rFonts w:ascii="Courier New" w:eastAsia="Courier New" w:hAnsi="Courier New" w:cs="Courier New"/>
+          <w:sz w:val="20"/>
+          <w:lang w:val="en-US"/>
+        </w:rPr>
+        <w:t>NULL,  --</w:t>
+      </w:r>
+      <w:proofErr w:type="gramEnd"/>
+      <w:r>
+        <w:rPr>
+          <w:rFonts w:ascii="Courier New" w:eastAsia="Courier New" w:hAnsi="Courier New" w:cs="Courier New"/>
+          <w:sz w:val="20"/>
+          <w:lang w:val="en-US"/>
+        </w:rPr>
+        <w:t xml:space="preserve"> </w:t>
+      </w:r>
+      <w:r>
+        <w:rPr>
+          <w:rFonts w:ascii="Courier New" w:eastAsia="Courier New" w:hAnsi="Courier New" w:cs="Courier New"/>
+          <w:sz w:val="20"/>
+        </w:rPr>
+        <w:t>год</w:t>
+      </w:r>
+      <w:r>
+        <w:rPr>
+          <w:rFonts w:ascii="Courier New" w:eastAsia="Courier New" w:hAnsi="Courier New" w:cs="Courier New"/>
+          <w:sz w:val="20"/>
+          <w:lang w:val="en-US"/>
+        </w:rPr>
+        <w:t xml:space="preserve"> </w:t>
+      </w:r>
+      <w:r>
+        <w:rPr>
+          <w:rFonts w:ascii="Courier New" w:eastAsia="Courier New" w:hAnsi="Courier New" w:cs="Courier New"/>
+          <w:sz w:val="20"/>
+        </w:rPr>
+        <w:t>издания</w:t>
       </w:r>
     </w:p>
     <w:p>
       <w:pPr>
         <w:spacing w:after="0" w:line="240" w:lineRule="auto"/>
-      </w:pPr>
-      <w:r>
-        <w:rPr>
-          <w:rFonts w:ascii="Courier New" w:eastAsia="Courier New" w:hAnsi="Courier New" w:cs="Courier New"/>
-          <w:sz w:val="20"/>
-        </w:rPr>
-        <w:t xml:space="preserve">    author   TEXT    NOT NULL   -- автор</w:t>
+        <w:rPr>
+          <w:lang w:val="en-US"/>
+        </w:rPr>
+      </w:pPr>
+      <w:r>
+        <w:rPr>
+          <w:rFonts w:ascii="Courier New" w:eastAsia="Courier New" w:hAnsi="Courier New" w:cs="Courier New"/>
+          <w:sz w:val="20"/>
+          <w:lang w:val="en-US"/>
+        </w:rPr>
+        <w:t xml:space="preserve">    author   TEXT    NOT NULL   -- </w:t>
+      </w:r>
+      <w:r>
+        <w:rPr>
+          <w:rFonts w:ascii="Courier New" w:eastAsia="Courier New" w:hAnsi="Courier New" w:cs="Courier New"/>
+          <w:sz w:val="20"/>
+        </w:rPr>
+        <w:t>автор</w:t>
       </w:r>
     </w:p>
     <w:p>
       <w:pPr>
         <w:spacing w:after="0" w:line="240" w:lineRule="auto"/>
-      </w:pPr>
-      <w:r>
-        <w:rPr>
-          <w:rFonts w:ascii="Courier New" w:eastAsia="Courier New" w:hAnsi="Courier New" w:cs="Courier New"/>
-          <w:sz w:val="20"/>
+        <w:rPr>
+          <w:lang w:val="en-US"/>
+        </w:rPr>
+      </w:pPr>
+      <w:r>
+        <w:rPr>
+          <w:rFonts w:ascii="Courier New" w:eastAsia="Courier New" w:hAnsi="Courier New" w:cs="Courier New"/>
+          <w:sz w:val="20"/>
+          <w:lang w:val="en-US"/>
         </w:rPr>
         <w:t>);</w:t>
       </w:r>
@@ -2549,6 +3916,9 @@
     <w:p>
       <w:pPr>
         <w:spacing w:after="0" w:line="240" w:lineRule="auto"/>
+        <w:rPr>
+          <w:lang w:val="en-US"/>
+        </w:rPr>
       </w:pPr>
     </w:p>
     <w:p>
@@ -2560,17 +3930,37 @@
           <w:rFonts w:ascii="Courier New" w:eastAsia="Courier New" w:hAnsi="Courier New" w:cs="Courier New"/>
           <w:sz w:val="20"/>
         </w:rPr>
-        <w:t>-- 2. Загрузка данных из data/books.txt (25 записей)</w:t>
+        <w:t xml:space="preserve">-- 2. Загрузка данных из </w:t>
+      </w:r>
+      <w:proofErr w:type="spellStart"/>
+      <w:r>
+        <w:rPr>
+          <w:rFonts w:ascii="Courier New" w:eastAsia="Courier New" w:hAnsi="Courier New" w:cs="Courier New"/>
+          <w:sz w:val="20"/>
+        </w:rPr>
+        <w:t>data</w:t>
+      </w:r>
+      <w:proofErr w:type="spellEnd"/>
+      <w:r>
+        <w:rPr>
+          <w:rFonts w:ascii="Courier New" w:eastAsia="Courier New" w:hAnsi="Courier New" w:cs="Courier New"/>
+          <w:sz w:val="20"/>
+        </w:rPr>
+        <w:t>/books.txt (25 записей)</w:t>
       </w:r>
     </w:p>
     <w:p>
       <w:pPr>
         <w:spacing w:after="0" w:line="240" w:lineRule="auto"/>
-      </w:pPr>
-      <w:r>
-        <w:rPr>
-          <w:rFonts w:ascii="Courier New" w:eastAsia="Courier New" w:hAnsi="Courier New" w:cs="Courier New"/>
-          <w:sz w:val="20"/>
+        <w:rPr>
+          <w:lang w:val="en-US"/>
+        </w:rPr>
+      </w:pPr>
+      <w:r>
+        <w:rPr>
+          <w:rFonts w:ascii="Courier New" w:eastAsia="Courier New" w:hAnsi="Courier New" w:cs="Courier New"/>
+          <w:sz w:val="20"/>
+          <w:lang w:val="en-US"/>
         </w:rPr>
         <w:t>INSERT INTO books (title, genre, price, year, author) VALUES</w:t>
       </w:r>
@@ -2583,8 +3973,16 @@
         <w:rPr>
           <w:rFonts w:ascii="Courier New" w:eastAsia="Courier New" w:hAnsi="Courier New" w:cs="Courier New"/>
           <w:sz w:val="20"/>
-        </w:rPr>
-        <w:t xml:space="preserve">    ('Мастер и Маргарита', 'Роман', 650, 2021, 'Михаил Булгаков'),</w:t>
+          <w:lang w:val="en-US"/>
+        </w:rPr>
+        <w:t xml:space="preserve">    </w:t>
+      </w:r>
+      <w:r>
+        <w:rPr>
+          <w:rFonts w:ascii="Courier New" w:eastAsia="Courier New" w:hAnsi="Courier New" w:cs="Courier New"/>
+          <w:sz w:val="20"/>
+        </w:rPr>
+        <w:t>('Мастер и Маргарита', 'Роман', 650, 2021, 'Михаил Булгаков'),</w:t>
       </w:r>
     </w:p>
     <w:p>
@@ -2900,52 +4298,205 @@
     <w:p>
       <w:pPr>
         <w:spacing w:after="0" w:line="240" w:lineRule="auto"/>
-      </w:pPr>
-      <w:r>
-        <w:rPr>
-          <w:rFonts w:ascii="Courier New" w:eastAsia="Courier New" w:hAnsi="Courier New" w:cs="Courier New"/>
-          <w:sz w:val="20"/>
-        </w:rPr>
-        <w:t>-- Запрос 1: детективы дешевле 450 рублей</w:t>
+        <w:rPr>
+          <w:lang w:val="en-US"/>
+        </w:rPr>
+      </w:pPr>
+      <w:r>
+        <w:rPr>
+          <w:rFonts w:ascii="Courier New" w:eastAsia="Courier New" w:hAnsi="Courier New" w:cs="Courier New"/>
+          <w:sz w:val="20"/>
+          <w:lang w:val="en-US"/>
+        </w:rPr>
+        <w:t xml:space="preserve">-- </w:t>
+      </w:r>
+      <w:r>
+        <w:rPr>
+          <w:rFonts w:ascii="Courier New" w:eastAsia="Courier New" w:hAnsi="Courier New" w:cs="Courier New"/>
+          <w:sz w:val="20"/>
+        </w:rPr>
+        <w:t>Запрос</w:t>
+      </w:r>
+      <w:r>
+        <w:rPr>
+          <w:rFonts w:ascii="Courier New" w:eastAsia="Courier New" w:hAnsi="Courier New" w:cs="Courier New"/>
+          <w:sz w:val="20"/>
+          <w:lang w:val="en-US"/>
+        </w:rPr>
+        <w:t xml:space="preserve"> 1: </w:t>
+      </w:r>
+      <w:r>
+        <w:rPr>
+          <w:rFonts w:ascii="Courier New" w:eastAsia="Courier New" w:hAnsi="Courier New" w:cs="Courier New"/>
+          <w:sz w:val="20"/>
+        </w:rPr>
+        <w:t>детективы</w:t>
+      </w:r>
+      <w:r>
+        <w:rPr>
+          <w:rFonts w:ascii="Courier New" w:eastAsia="Courier New" w:hAnsi="Courier New" w:cs="Courier New"/>
+          <w:sz w:val="20"/>
+          <w:lang w:val="en-US"/>
+        </w:rPr>
+        <w:t xml:space="preserve"> </w:t>
+      </w:r>
+      <w:r>
+        <w:rPr>
+          <w:rFonts w:ascii="Courier New" w:eastAsia="Courier New" w:hAnsi="Courier New" w:cs="Courier New"/>
+          <w:sz w:val="20"/>
+        </w:rPr>
+        <w:t>дешевле</w:t>
+      </w:r>
+      <w:r>
+        <w:rPr>
+          <w:rFonts w:ascii="Courier New" w:eastAsia="Courier New" w:hAnsi="Courier New" w:cs="Courier New"/>
+          <w:sz w:val="20"/>
+          <w:lang w:val="en-US"/>
+        </w:rPr>
+        <w:t xml:space="preserve"> 450 </w:t>
+      </w:r>
+      <w:r>
+        <w:rPr>
+          <w:rFonts w:ascii="Courier New" w:eastAsia="Courier New" w:hAnsi="Courier New" w:cs="Courier New"/>
+          <w:sz w:val="20"/>
+        </w:rPr>
+        <w:t>рублей</w:t>
       </w:r>
     </w:p>
     <w:p>
       <w:pPr>
         <w:spacing w:after="0" w:line="240" w:lineRule="auto"/>
-      </w:pPr>
-      <w:r>
-        <w:rPr>
-          <w:rFonts w:ascii="Courier New" w:eastAsia="Courier New" w:hAnsi="Courier New" w:cs="Courier New"/>
-          <w:sz w:val="20"/>
-        </w:rPr>
-        <w:t>SELECT title, price FROM books WHERE genre = 'Детектив' AND price &lt; 450;</w:t>
+        <w:rPr>
+          <w:lang w:val="en-US"/>
+        </w:rPr>
+      </w:pPr>
+      <w:r>
+        <w:rPr>
+          <w:rFonts w:ascii="Courier New" w:eastAsia="Courier New" w:hAnsi="Courier New" w:cs="Courier New"/>
+          <w:sz w:val="20"/>
+          <w:lang w:val="en-US"/>
+        </w:rPr>
+        <w:t>SELECT title, price FROM books WHERE genre = '</w:t>
+      </w:r>
+      <w:r>
+        <w:rPr>
+          <w:rFonts w:ascii="Courier New" w:eastAsia="Courier New" w:hAnsi="Courier New" w:cs="Courier New"/>
+          <w:sz w:val="20"/>
+        </w:rPr>
+        <w:t>Детектив</w:t>
+      </w:r>
+      <w:r>
+        <w:rPr>
+          <w:rFonts w:ascii="Courier New" w:eastAsia="Courier New" w:hAnsi="Courier New" w:cs="Courier New"/>
+          <w:sz w:val="20"/>
+          <w:lang w:val="en-US"/>
+        </w:rPr>
+        <w:t>' AND price &lt; 450;</w:t>
       </w:r>
     </w:p>
     <w:p>
       <w:pPr>
         <w:spacing w:after="0" w:line="240" w:lineRule="auto"/>
+        <w:rPr>
+          <w:lang w:val="en-US"/>
+        </w:rPr>
       </w:pPr>
     </w:p>
     <w:p>
       <w:pPr>
         <w:spacing w:after="0" w:line="240" w:lineRule="auto"/>
-      </w:pPr>
-      <w:r>
-        <w:rPr>
-          <w:rFonts w:ascii="Courier New" w:eastAsia="Courier New" w:hAnsi="Courier New" w:cs="Courier New"/>
-          <w:sz w:val="20"/>
-        </w:rPr>
-        <w:t>-- Запрос 2: пять самых дорогих книг</w:t>
+        <w:rPr>
+          <w:lang w:val="en-US"/>
+        </w:rPr>
+      </w:pPr>
+      <w:r>
+        <w:rPr>
+          <w:rFonts w:ascii="Courier New" w:eastAsia="Courier New" w:hAnsi="Courier New" w:cs="Courier New"/>
+          <w:sz w:val="20"/>
+          <w:lang w:val="en-US"/>
+        </w:rPr>
+        <w:t xml:space="preserve">-- </w:t>
+      </w:r>
+      <w:r>
+        <w:rPr>
+          <w:rFonts w:ascii="Courier New" w:eastAsia="Courier New" w:hAnsi="Courier New" w:cs="Courier New"/>
+          <w:sz w:val="20"/>
+        </w:rPr>
+        <w:t>Запрос</w:t>
+      </w:r>
+      <w:r>
+        <w:rPr>
+          <w:rFonts w:ascii="Courier New" w:eastAsia="Courier New" w:hAnsi="Courier New" w:cs="Courier New"/>
+          <w:sz w:val="20"/>
+          <w:lang w:val="en-US"/>
+        </w:rPr>
+        <w:t xml:space="preserve"> 2: </w:t>
+      </w:r>
+      <w:r>
+        <w:rPr>
+          <w:rFonts w:ascii="Courier New" w:eastAsia="Courier New" w:hAnsi="Courier New" w:cs="Courier New"/>
+          <w:sz w:val="20"/>
+        </w:rPr>
+        <w:t>пять</w:t>
+      </w:r>
+      <w:r>
+        <w:rPr>
+          <w:rFonts w:ascii="Courier New" w:eastAsia="Courier New" w:hAnsi="Courier New" w:cs="Courier New"/>
+          <w:sz w:val="20"/>
+          <w:lang w:val="en-US"/>
+        </w:rPr>
+        <w:t xml:space="preserve"> </w:t>
+      </w:r>
+      <w:r>
+        <w:rPr>
+          <w:rFonts w:ascii="Courier New" w:eastAsia="Courier New" w:hAnsi="Courier New" w:cs="Courier New"/>
+          <w:sz w:val="20"/>
+        </w:rPr>
+        <w:t>самых</w:t>
+      </w:r>
+      <w:r>
+        <w:rPr>
+          <w:rFonts w:ascii="Courier New" w:eastAsia="Courier New" w:hAnsi="Courier New" w:cs="Courier New"/>
+          <w:sz w:val="20"/>
+          <w:lang w:val="en-US"/>
+        </w:rPr>
+        <w:t xml:space="preserve"> </w:t>
+      </w:r>
+      <w:r>
+        <w:rPr>
+          <w:rFonts w:ascii="Courier New" w:eastAsia="Courier New" w:hAnsi="Courier New" w:cs="Courier New"/>
+          <w:sz w:val="20"/>
+        </w:rPr>
+        <w:t>дорогих</w:t>
+      </w:r>
+      <w:r>
+        <w:rPr>
+          <w:rFonts w:ascii="Courier New" w:eastAsia="Courier New" w:hAnsi="Courier New" w:cs="Courier New"/>
+          <w:sz w:val="20"/>
+          <w:lang w:val="en-US"/>
+        </w:rPr>
+        <w:t xml:space="preserve"> </w:t>
+      </w:r>
+      <w:r>
+        <w:rPr>
+          <w:rFonts w:ascii="Courier New" w:eastAsia="Courier New" w:hAnsi="Courier New" w:cs="Courier New"/>
+          <w:sz w:val="20"/>
+        </w:rPr>
+        <w:t>книг</w:t>
       </w:r>
     </w:p>
     <w:p>
       <w:pPr>
         <w:spacing w:after="0" w:line="240" w:lineRule="auto"/>
-      </w:pPr>
-      <w:r>
-        <w:rPr>
-          <w:rFonts w:ascii="Courier New" w:eastAsia="Courier New" w:hAnsi="Courier New" w:cs="Courier New"/>
-          <w:sz w:val="20"/>
+        <w:rPr>
+          <w:lang w:val="en-US"/>
+        </w:rPr>
+      </w:pPr>
+      <w:r>
+        <w:rPr>
+          <w:rFonts w:ascii="Courier New" w:eastAsia="Courier New" w:hAnsi="Courier New" w:cs="Courier New"/>
+          <w:sz w:val="20"/>
+          <w:lang w:val="en-US"/>
         </w:rPr>
         <w:t>SELECT title, genre, price FROM books ORDER BY price DESC LIMIT 5;</w:t>
       </w:r>
@@ -2953,6 +4504,9 @@
     <w:p>
       <w:pPr>
         <w:spacing w:after="0" w:line="240" w:lineRule="auto"/>
+        <w:rPr>
+          <w:lang w:val="en-US"/>
+        </w:rPr>
       </w:pPr>
     </w:p>
     <w:p>
@@ -2970,23 +4524,95 @@
     <w:p>
       <w:pPr>
         <w:spacing w:after="0" w:line="240" w:lineRule="auto"/>
-      </w:pPr>
-      <w:r>
-        <w:rPr>
-          <w:rFonts w:ascii="Courier New" w:eastAsia="Courier New" w:hAnsi="Courier New" w:cs="Courier New"/>
-          <w:sz w:val="20"/>
-        </w:rPr>
-        <w:t>SELECT genre, COUNT(*) AS books_count, CAST(ROUND(AVG(price)) AS INTEGER) AS avg_price</w:t>
-      </w:r>
+        <w:rPr>
+          <w:lang w:val="en-US"/>
+        </w:rPr>
+      </w:pPr>
+      <w:r>
+        <w:rPr>
+          <w:rFonts w:ascii="Courier New" w:eastAsia="Courier New" w:hAnsi="Courier New" w:cs="Courier New"/>
+          <w:sz w:val="20"/>
+          <w:lang w:val="en-US"/>
+        </w:rPr>
+        <w:t xml:space="preserve">SELECT genre, </w:t>
+      </w:r>
+      <w:proofErr w:type="gramStart"/>
+      <w:r>
+        <w:rPr>
+          <w:rFonts w:ascii="Courier New" w:eastAsia="Courier New" w:hAnsi="Courier New" w:cs="Courier New"/>
+          <w:sz w:val="20"/>
+          <w:lang w:val="en-US"/>
+        </w:rPr>
+        <w:t>COUNT(</w:t>
+      </w:r>
+      <w:proofErr w:type="gramEnd"/>
+      <w:r>
+        <w:rPr>
+          <w:rFonts w:ascii="Courier New" w:eastAsia="Courier New" w:hAnsi="Courier New" w:cs="Courier New"/>
+          <w:sz w:val="20"/>
+          <w:lang w:val="en-US"/>
+        </w:rPr>
+        <w:t xml:space="preserve">*) AS </w:t>
+      </w:r>
+      <w:proofErr w:type="spellStart"/>
+      <w:r>
+        <w:rPr>
+          <w:rFonts w:ascii="Courier New" w:eastAsia="Courier New" w:hAnsi="Courier New" w:cs="Courier New"/>
+          <w:sz w:val="20"/>
+          <w:lang w:val="en-US"/>
+        </w:rPr>
+        <w:t>books_count</w:t>
+      </w:r>
+      <w:proofErr w:type="spellEnd"/>
+      <w:r>
+        <w:rPr>
+          <w:rFonts w:ascii="Courier New" w:eastAsia="Courier New" w:hAnsi="Courier New" w:cs="Courier New"/>
+          <w:sz w:val="20"/>
+          <w:lang w:val="en-US"/>
+        </w:rPr>
+        <w:t>, CAST(ROUND(</w:t>
+      </w:r>
+      <w:proofErr w:type="gramStart"/>
+      <w:r>
+        <w:rPr>
+          <w:rFonts w:ascii="Courier New" w:eastAsia="Courier New" w:hAnsi="Courier New" w:cs="Courier New"/>
+          <w:sz w:val="20"/>
+          <w:lang w:val="en-US"/>
+        </w:rPr>
+        <w:t>AVG(</w:t>
+      </w:r>
+      <w:proofErr w:type="gramEnd"/>
+      <w:r>
+        <w:rPr>
+          <w:rFonts w:ascii="Courier New" w:eastAsia="Courier New" w:hAnsi="Courier New" w:cs="Courier New"/>
+          <w:sz w:val="20"/>
+          <w:lang w:val="en-US"/>
+        </w:rPr>
+        <w:t xml:space="preserve">price)) AS INTEGER) AS </w:t>
+      </w:r>
+      <w:proofErr w:type="spellStart"/>
+      <w:r>
+        <w:rPr>
+          <w:rFonts w:ascii="Courier New" w:eastAsia="Courier New" w:hAnsi="Courier New" w:cs="Courier New"/>
+          <w:sz w:val="20"/>
+          <w:lang w:val="en-US"/>
+        </w:rPr>
+        <w:t>avg_price</w:t>
+      </w:r>
+      <w:proofErr w:type="spellEnd"/>
     </w:p>
     <w:p>
       <w:pPr>
         <w:spacing w:after="0" w:line="240" w:lineRule="auto"/>
-      </w:pPr>
-      <w:r>
-        <w:rPr>
-          <w:rFonts w:ascii="Courier New" w:eastAsia="Courier New" w:hAnsi="Courier New" w:cs="Courier New"/>
-          <w:sz w:val="20"/>
+        <w:rPr>
+          <w:lang w:val="en-US"/>
+        </w:rPr>
+      </w:pPr>
+      <w:r>
+        <w:rPr>
+          <w:rFonts w:ascii="Courier New" w:eastAsia="Courier New" w:hAnsi="Courier New" w:cs="Courier New"/>
+          <w:sz w:val="20"/>
+          <w:lang w:val="en-US"/>
         </w:rPr>
         <w:t>FROM books</w:t>
       </w:r>
@@ -2994,11 +4620,15 @@
     <w:p>
       <w:pPr>
         <w:spacing w:after="0" w:line="240" w:lineRule="auto"/>
-      </w:pPr>
-      <w:r>
-        <w:rPr>
-          <w:rFonts w:ascii="Courier New" w:eastAsia="Courier New" w:hAnsi="Courier New" w:cs="Courier New"/>
-          <w:sz w:val="20"/>
+        <w:rPr>
+          <w:lang w:val="en-US"/>
+        </w:rPr>
+      </w:pPr>
+      <w:r>
+        <w:rPr>
+          <w:rFonts w:ascii="Courier New" w:eastAsia="Courier New" w:hAnsi="Courier New" w:cs="Courier New"/>
+          <w:sz w:val="20"/>
+          <w:lang w:val="en-US"/>
         </w:rPr>
         <w:t>GROUP BY genre</w:t>
       </w:r>
@@ -3006,13 +4636,35 @@
     <w:p>
       <w:pPr>
         <w:spacing w:after="0" w:line="240" w:lineRule="auto"/>
-      </w:pPr>
-      <w:r>
-        <w:rPr>
-          <w:rFonts w:ascii="Courier New" w:eastAsia="Courier New" w:hAnsi="Courier New" w:cs="Courier New"/>
-          <w:sz w:val="20"/>
-        </w:rPr>
-        <w:t>ORDER BY books_count DESC, genre;</w:t>
+        <w:rPr>
+          <w:lang w:val="en-US"/>
+        </w:rPr>
+      </w:pPr>
+      <w:r>
+        <w:rPr>
+          <w:rFonts w:ascii="Courier New" w:eastAsia="Courier New" w:hAnsi="Courier New" w:cs="Courier New"/>
+          <w:sz w:val="20"/>
+          <w:lang w:val="en-US"/>
+        </w:rPr>
+        <w:t xml:space="preserve">ORDER BY </w:t>
+      </w:r>
+      <w:proofErr w:type="spellStart"/>
+      <w:r>
+        <w:rPr>
+          <w:rFonts w:ascii="Courier New" w:eastAsia="Courier New" w:hAnsi="Courier New" w:cs="Courier New"/>
+          <w:sz w:val="20"/>
+          <w:lang w:val="en-US"/>
+        </w:rPr>
+        <w:t>books_count</w:t>
+      </w:r>
+      <w:proofErr w:type="spellEnd"/>
+      <w:r>
+        <w:rPr>
+          <w:rFonts w:ascii="Courier New" w:eastAsia="Courier New" w:hAnsi="Courier New" w:cs="Courier New"/>
+          <w:sz w:val="20"/>
+          <w:lang w:val="en-US"/>
+        </w:rPr>
+        <w:t xml:space="preserve"> DESC, genre;</w:t>
       </w:r>
     </w:p>
     <w:sectPr>
@@ -3062,7 +4714,6 @@
         <w:docPartUnique/>
       </w:docPartObj>
     </w:sdtPr>
-    <w:sdtEndPr/>
     <w:sdtContent>
       <w:p>
         <w:pPr>
@@ -4521,7 +6172,6 @@
   <w:style w:type="character" w:default="1" w:styleId="a0">
     <w:name w:val="Default Paragraph Font"/>
     <w:uiPriority w:val="1"/>
-    <w:semiHidden/>
     <w:unhideWhenUsed/>
   </w:style>
   <w:style w:type="table" w:default="1" w:styleId="a1">
